--- a/Sunum(5) ASÜ I. Zirve.docx
+++ b/Sunum(5) ASÜ I. Zirve.docx
@@ -690,12 +690,14 @@
           <w:color w:themeColor="text1" w:val="000000"/>
         </w:rPr>
       </w:pPr>
-      <w:bookmarkStart w:id="0" w:name="_Toc632764468"/>
+      <w:bookmarkStart w:id="0" w:name="__RefHeading___Toc1000_3474054176"/>
+      <w:bookmarkStart w:id="1" w:name="_Toc632764468"/>
+      <w:bookmarkEnd w:id="0"/>
       <w:r>
         <w:rPr/>
         <w:t>İÇİNDEKİLER</w:t>
       </w:r>
-      <w:bookmarkEnd w:id="0"/>
+      <w:bookmarkEnd w:id="1"/>
     </w:p>
     <w:sdt>
       <w:sdtPr>
@@ -710,12 +712,9 @@
             <w:pStyle w:val="TOC1"/>
             <w:tabs>
               <w:tab w:val="clear" w:pos="708"/>
-              <w:tab w:val="right" w:pos="9735" w:leader="dot"/>
+              <w:tab w:val="right" w:pos="9745" w:leader="dot"/>
             </w:tabs>
-            <w:bidi w:val="0"/>
-            <w:rPr>
-              <w:rStyle w:val="Hyperlink"/>
-            </w:rPr>
+            <w:rPr/>
           </w:pPr>
           <w:r>
             <w:fldChar w:fldCharType="begin"/>
@@ -734,25 +733,7 @@
             </w:rPr>
             <w:fldChar w:fldCharType="separate"/>
           </w:r>
-          <w:hyperlink w:anchor="_Toc632764468">
-            <w:r>
-              <w:rPr>
-                <w:webHidden/>
-              </w:rPr>
-              <w:fldChar w:fldCharType="begin"/>
-            </w:r>
-            <w:r>
-              <w:rPr>
-                <w:webHidden/>
-              </w:rPr>
-              <w:instrText xml:space="preserve">PAGEREF _Toc632764468 \h</w:instrText>
-            </w:r>
-            <w:r>
-              <w:rPr>
-                <w:webHidden/>
-              </w:rPr>
-              <w:fldChar w:fldCharType="separate"/>
-            </w:r>
+          <w:hyperlink w:anchor="__RefHeading___Toc1000_3474054176" w:tooltip="İÇİNDEKİLER">
             <w:r>
               <w:rPr>
                 <w:rStyle w:val="IndexLink"/>
@@ -760,13 +741,7 @@
               </w:rPr>
               <w:t>İÇİNDEKİLER</w:t>
               <w:tab/>
-              <w:t>2</w:t>
-            </w:r>
-            <w:r>
-              <w:rPr>
-                <w:webHidden/>
-              </w:rPr>
-              <w:fldChar w:fldCharType="end"/>
+              <w:t>3</w:t>
             </w:r>
           </w:hyperlink>
         </w:p>
@@ -775,30 +750,11 @@
             <w:pStyle w:val="TOC1"/>
             <w:tabs>
               <w:tab w:val="clear" w:pos="708"/>
-              <w:tab w:val="right" w:pos="9735" w:leader="dot"/>
+              <w:tab w:val="right" w:pos="9745" w:leader="dot"/>
             </w:tabs>
-            <w:bidi w:val="0"/>
             <w:rPr/>
           </w:pPr>
-          <w:hyperlink w:anchor="_Toc1294747813">
-            <w:r>
-              <w:rPr>
-                <w:webHidden/>
-              </w:rPr>
-              <w:fldChar w:fldCharType="begin"/>
-            </w:r>
-            <w:r>
-              <w:rPr>
-                <w:webHidden/>
-              </w:rPr>
-              <w:instrText xml:space="preserve">PAGEREF _Toc1294747813 \h</w:instrText>
-            </w:r>
-            <w:r>
-              <w:rPr>
-                <w:webHidden/>
-              </w:rPr>
-              <w:fldChar w:fldCharType="separate"/>
-            </w:r>
+          <w:hyperlink w:anchor="__RefHeading___Toc1002_3474054176" w:tooltip="A) KÜNYE">
             <w:r>
               <w:rPr>
                 <w:rStyle w:val="IndexLink"/>
@@ -806,13 +762,7 @@
               </w:rPr>
               <w:t>A) KÜNYE</w:t>
               <w:tab/>
-              <w:t>3</w:t>
-            </w:r>
-            <w:r>
-              <w:rPr>
-                <w:webHidden/>
-              </w:rPr>
-              <w:fldChar w:fldCharType="end"/>
+              <w:t>4</w:t>
             </w:r>
           </w:hyperlink>
         </w:p>
@@ -821,30 +771,11 @@
             <w:pStyle w:val="TOC2"/>
             <w:tabs>
               <w:tab w:val="clear" w:pos="708"/>
-              <w:tab w:val="right" w:pos="9735" w:leader="dot"/>
+              <w:tab w:val="right" w:pos="9745" w:leader="dot"/>
             </w:tabs>
-            <w:bidi w:val="0"/>
             <w:rPr/>
           </w:pPr>
-          <w:hyperlink w:anchor="_Toc2027884251">
-            <w:r>
-              <w:rPr>
-                <w:webHidden/>
-              </w:rPr>
-              <w:fldChar w:fldCharType="begin"/>
-            </w:r>
-            <w:r>
-              <w:rPr>
-                <w:webHidden/>
-              </w:rPr>
-              <w:instrText xml:space="preserve">PAGEREF _Toc2027884251 \h</w:instrText>
-            </w:r>
-            <w:r>
-              <w:rPr>
-                <w:webHidden/>
-              </w:rPr>
-              <w:fldChar w:fldCharType="separate"/>
-            </w:r>
+          <w:hyperlink w:anchor="__RefHeading___Toc1004_3474054176" w:tooltip="A.1.) HEDEF">
             <w:r>
               <w:rPr>
                 <w:rStyle w:val="IndexLink"/>
@@ -853,12 +784,6 @@
               <w:t>A.1.) HEDEF</w:t>
               <w:tab/>
               <w:t>4</w:t>
-            </w:r>
-            <w:r>
-              <w:rPr>
-                <w:webHidden/>
-              </w:rPr>
-              <w:fldChar w:fldCharType="end"/>
             </w:r>
           </w:hyperlink>
         </w:p>
@@ -867,30 +792,11 @@
             <w:pStyle w:val="TOC2"/>
             <w:tabs>
               <w:tab w:val="clear" w:pos="708"/>
-              <w:tab w:val="right" w:pos="9735" w:leader="dot"/>
+              <w:tab w:val="right" w:pos="9745" w:leader="dot"/>
             </w:tabs>
-            <w:bidi w:val="0"/>
             <w:rPr/>
           </w:pPr>
-          <w:hyperlink w:anchor="_Toc491818977">
-            <w:r>
-              <w:rPr>
-                <w:webHidden/>
-              </w:rPr>
-              <w:fldChar w:fldCharType="begin"/>
-            </w:r>
-            <w:r>
-              <w:rPr>
-                <w:webHidden/>
-              </w:rPr>
-              <w:instrText xml:space="preserve">PAGEREF _Toc491818977 \h</w:instrText>
-            </w:r>
-            <w:r>
-              <w:rPr>
-                <w:webHidden/>
-              </w:rPr>
-              <w:fldChar w:fldCharType="separate"/>
-            </w:r>
+          <w:hyperlink w:anchor="__RefHeading___Toc1006_3474054176" w:tooltip="A.2.) KAPSAM">
             <w:r>
               <w:rPr>
                 <w:rStyle w:val="IndexLink"/>
@@ -899,12 +805,6 @@
               <w:t>A.2.) KAPSAM</w:t>
               <w:tab/>
               <w:t>4</w:t>
-            </w:r>
-            <w:r>
-              <w:rPr>
-                <w:webHidden/>
-              </w:rPr>
-              <w:fldChar w:fldCharType="end"/>
             </w:r>
           </w:hyperlink>
         </w:p>
@@ -913,30 +813,11 @@
             <w:pStyle w:val="TOC2"/>
             <w:tabs>
               <w:tab w:val="clear" w:pos="708"/>
-              <w:tab w:val="right" w:pos="9735" w:leader="dot"/>
+              <w:tab w:val="right" w:pos="9745" w:leader="dot"/>
             </w:tabs>
-            <w:bidi w:val="0"/>
             <w:rPr/>
           </w:pPr>
-          <w:hyperlink w:anchor="_Toc1444658461">
-            <w:r>
-              <w:rPr>
-                <w:webHidden/>
-              </w:rPr>
-              <w:fldChar w:fldCharType="begin"/>
-            </w:r>
-            <w:r>
-              <w:rPr>
-                <w:webHidden/>
-              </w:rPr>
-              <w:instrText xml:space="preserve">PAGEREF _Toc1444658461 \h</w:instrText>
-            </w:r>
-            <w:r>
-              <w:rPr>
-                <w:webHidden/>
-              </w:rPr>
-              <w:fldChar w:fldCharType="separate"/>
-            </w:r>
+          <w:hyperlink w:anchor="__RefHeading___Toc1008_3474054176" w:tooltip="A.3.) PROGRAM AKIŞI">
             <w:r>
               <w:rPr>
                 <w:rStyle w:val="IndexLink"/>
@@ -945,12 +826,6 @@
               <w:t>A.3.) PROGRAM AKIŞI</w:t>
               <w:tab/>
               <w:t>5</w:t>
-            </w:r>
-            <w:r>
-              <w:rPr>
-                <w:webHidden/>
-              </w:rPr>
-              <w:fldChar w:fldCharType="end"/>
             </w:r>
           </w:hyperlink>
         </w:p>
@@ -959,30 +834,11 @@
             <w:pStyle w:val="TOC2"/>
             <w:tabs>
               <w:tab w:val="clear" w:pos="708"/>
-              <w:tab w:val="right" w:pos="9735" w:leader="dot"/>
+              <w:tab w:val="right" w:pos="9745" w:leader="dot"/>
             </w:tabs>
-            <w:bidi w:val="0"/>
             <w:rPr/>
           </w:pPr>
-          <w:hyperlink w:anchor="_Toc77237484">
-            <w:r>
-              <w:rPr>
-                <w:webHidden/>
-              </w:rPr>
-              <w:fldChar w:fldCharType="begin"/>
-            </w:r>
-            <w:r>
-              <w:rPr>
-                <w:webHidden/>
-              </w:rPr>
-              <w:instrText xml:space="preserve">PAGEREF _Toc77237484 \h</w:instrText>
-            </w:r>
-            <w:r>
-              <w:rPr>
-                <w:webHidden/>
-              </w:rPr>
-              <w:fldChar w:fldCharType="separate"/>
-            </w:r>
+          <w:hyperlink w:anchor="__RefHeading___Toc1010_3474054176" w:tooltip="A.4.) OTURUM İÇERIĞI">
             <w:r>
               <w:rPr>
                 <w:rStyle w:val="IndexLink"/>
@@ -990,13 +846,7 @@
               </w:rPr>
               <w:t>A.4.) OTURUM İÇERIĞI</w:t>
               <w:tab/>
-              <w:t>6</w:t>
-            </w:r>
-            <w:r>
-              <w:rPr>
-                <w:webHidden/>
-              </w:rPr>
-              <w:fldChar w:fldCharType="end"/>
+              <w:t>5</w:t>
             </w:r>
           </w:hyperlink>
         </w:p>
@@ -1005,30 +855,11 @@
             <w:pStyle w:val="TOC2"/>
             <w:tabs>
               <w:tab w:val="clear" w:pos="708"/>
-              <w:tab w:val="right" w:pos="9735" w:leader="dot"/>
+              <w:tab w:val="right" w:pos="9745" w:leader="dot"/>
             </w:tabs>
-            <w:bidi w:val="0"/>
             <w:rPr/>
           </w:pPr>
-          <w:hyperlink w:anchor="_Toc649219134">
-            <w:r>
-              <w:rPr>
-                <w:webHidden/>
-              </w:rPr>
-              <w:fldChar w:fldCharType="begin"/>
-            </w:r>
-            <w:r>
-              <w:rPr>
-                <w:webHidden/>
-              </w:rPr>
-              <w:instrText xml:space="preserve">PAGEREF _Toc649219134 \h</w:instrText>
-            </w:r>
-            <w:r>
-              <w:rPr>
-                <w:webHidden/>
-              </w:rPr>
-              <w:fldChar w:fldCharType="separate"/>
-            </w:r>
+          <w:hyperlink w:anchor="__RefHeading___Toc1012_3474054176" w:tooltip="A.5.) KATILIMCI PROFİLİ">
             <w:r>
               <w:rPr>
                 <w:rStyle w:val="IndexLink"/>
@@ -1036,13 +867,7 @@
               </w:rPr>
               <w:t>A.5.) KATILIMCI PROFİLİ</w:t>
               <w:tab/>
-              <w:t>6</w:t>
-            </w:r>
-            <w:r>
-              <w:rPr>
-                <w:webHidden/>
-              </w:rPr>
-              <w:fldChar w:fldCharType="end"/>
+              <w:t>5</w:t>
             </w:r>
           </w:hyperlink>
         </w:p>
@@ -1051,44 +876,40 @@
             <w:pStyle w:val="TOC2"/>
             <w:tabs>
               <w:tab w:val="clear" w:pos="708"/>
-              <w:tab w:val="right" w:pos="9735" w:leader="dot"/>
+              <w:tab w:val="right" w:pos="9745" w:leader="dot"/>
             </w:tabs>
-            <w:bidi w:val="0"/>
             <w:rPr/>
           </w:pPr>
-          <w:hyperlink w:anchor="_Toc1742556977">
-            <w:r>
-              <w:rPr>
-                <w:webHidden/>
-              </w:rPr>
-              <w:fldChar w:fldCharType="begin"/>
-            </w:r>
-            <w:r>
-              <w:rPr>
-                <w:webHidden/>
-              </w:rPr>
-              <w:instrText xml:space="preserve">PAGEREF _Toc1742556977 \h</w:instrText>
-            </w:r>
-            <w:r>
-              <w:rPr>
-                <w:webHidden/>
-              </w:rPr>
-              <w:fldChar w:fldCharType="separate"/>
-            </w:r>
+          <w:hyperlink w:anchor="__RefHeading___Toc1014_3474054176" w:tooltip="B) TEKNİK SUNUMLAR">
             <w:r>
               <w:rPr>
                 <w:rStyle w:val="IndexLink"/>
                 <w:webHidden/>
               </w:rPr>
-              <w:t>B) DAVETLİ ŞİRKET LİSTESİ</w:t>
+              <w:t>B) TEKNİK SUNUMLAR</w:t>
               <w:tab/>
-              <w:t>7</w:t>
-            </w:r>
-            <w:r>
-              <w:rPr>
+              <w:t>6</w:t>
+            </w:r>
+          </w:hyperlink>
+        </w:p>
+        <w:p>
+          <w:pPr>
+            <w:pStyle w:val="TOC2"/>
+            <w:tabs>
+              <w:tab w:val="clear" w:pos="708"/>
+              <w:tab w:val="right" w:pos="9745" w:leader="dot"/>
+            </w:tabs>
+            <w:rPr/>
+          </w:pPr>
+          <w:hyperlink w:anchor="__RefHeading___Toc1016_3474054176" w:tooltip="B.1.) DAVETLİ ŞİRKET LİSTESİ">
+            <w:r>
+              <w:rPr>
+                <w:rStyle w:val="IndexLink"/>
                 <w:webHidden/>
               </w:rPr>
-              <w:fldChar w:fldCharType="end"/>
+              <w:t>B.1.) DAVETLİ ŞİRKET LİSTESİ</w:t>
+              <w:tab/>
+              <w:t>6</w:t>
             </w:r>
           </w:hyperlink>
         </w:p>
@@ -1097,30 +918,11 @@
             <w:pStyle w:val="TOC1"/>
             <w:tabs>
               <w:tab w:val="clear" w:pos="708"/>
-              <w:tab w:val="right" w:pos="9735" w:leader="dot"/>
+              <w:tab w:val="right" w:pos="9745" w:leader="dot"/>
             </w:tabs>
-            <w:bidi w:val="0"/>
             <w:rPr/>
           </w:pPr>
-          <w:hyperlink w:anchor="_Toc592944090">
-            <w:r>
-              <w:rPr>
-                <w:webHidden/>
-              </w:rPr>
-              <w:fldChar w:fldCharType="begin"/>
-            </w:r>
-            <w:r>
-              <w:rPr>
-                <w:webHidden/>
-              </w:rPr>
-              <w:instrText xml:space="preserve">PAGEREF _Toc592944090 \h</w:instrText>
-            </w:r>
-            <w:r>
-              <w:rPr>
-                <w:webHidden/>
-              </w:rPr>
-              <w:fldChar w:fldCharType="separate"/>
-            </w:r>
+          <w:hyperlink w:anchor="__RefHeading___Toc1018_3474054176" w:tooltip="C) AKSARAY KURUMLAR İÇİ DESTEKLEYİCİLER">
             <w:r>
               <w:rPr>
                 <w:rStyle w:val="IndexLink"/>
@@ -1128,13 +930,7 @@
               </w:rPr>
               <w:t>C) AKSARAY KURUMLAR İÇİ DESTEKLEYİCİLER</w:t>
               <w:tab/>
-              <w:t>8</w:t>
-            </w:r>
-            <w:r>
-              <w:rPr>
-                <w:webHidden/>
-              </w:rPr>
-              <w:fldChar w:fldCharType="end"/>
+              <w:t>7</w:t>
             </w:r>
           </w:hyperlink>
         </w:p>
@@ -1143,30 +939,11 @@
             <w:pStyle w:val="TOC2"/>
             <w:tabs>
               <w:tab w:val="clear" w:pos="708"/>
-              <w:tab w:val="right" w:pos="9735" w:leader="dot"/>
+              <w:tab w:val="right" w:pos="9745" w:leader="dot"/>
             </w:tabs>
-            <w:bidi w:val="0"/>
             <w:rPr/>
           </w:pPr>
-          <w:hyperlink w:anchor="_Toc1540614879">
-            <w:r>
-              <w:rPr>
-                <w:webHidden/>
-              </w:rPr>
-              <w:fldChar w:fldCharType="begin"/>
-            </w:r>
-            <w:r>
-              <w:rPr>
-                <w:webHidden/>
-              </w:rPr>
-              <w:instrText xml:space="preserve">PAGEREF _Toc1540614879 \h</w:instrText>
-            </w:r>
-            <w:r>
-              <w:rPr>
-                <w:webHidden/>
-              </w:rPr>
-              <w:fldChar w:fldCharType="separate"/>
-            </w:r>
+          <w:hyperlink w:anchor="__RefHeading___Toc1020_3474054176" w:tooltip="C.1.) TOPLULUKLAR VE KULÜPLER">
             <w:r>
               <w:rPr>
                 <w:rStyle w:val="IndexLink"/>
@@ -1174,13 +951,7 @@
               </w:rPr>
               <w:t>C.1.) TOPLULUKLAR VE KULÜPLER</w:t>
               <w:tab/>
-              <w:t>9</w:t>
-            </w:r>
-            <w:r>
-              <w:rPr>
-                <w:webHidden/>
-              </w:rPr>
-              <w:fldChar w:fldCharType="end"/>
+              <w:t>8</w:t>
             </w:r>
           </w:hyperlink>
         </w:p>
@@ -1189,30 +960,11 @@
             <w:pStyle w:val="TOC2"/>
             <w:tabs>
               <w:tab w:val="clear" w:pos="708"/>
-              <w:tab w:val="right" w:pos="9735" w:leader="dot"/>
+              <w:tab w:val="right" w:pos="9745" w:leader="dot"/>
             </w:tabs>
-            <w:bidi w:val="0"/>
             <w:rPr/>
           </w:pPr>
-          <w:hyperlink w:anchor="_Toc761283608">
-            <w:r>
-              <w:rPr>
-                <w:webHidden/>
-              </w:rPr>
-              <w:fldChar w:fldCharType="begin"/>
-            </w:r>
-            <w:r>
-              <w:rPr>
-                <w:webHidden/>
-              </w:rPr>
-              <w:instrText xml:space="preserve">PAGEREF _Toc761283608 \h</w:instrText>
-            </w:r>
-            <w:r>
-              <w:rPr>
-                <w:webHidden/>
-              </w:rPr>
-              <w:fldChar w:fldCharType="separate"/>
-            </w:r>
+          <w:hyperlink w:anchor="__RefHeading___Toc1022_3474054176" w:tooltip="C.2.) Ekibimiz ve Biz">
             <w:r>
               <w:rPr>
                 <w:rStyle w:val="IndexLink"/>
@@ -1220,13 +972,7 @@
               </w:rPr>
               <w:t>C.2.) Ekibimiz ve Biz</w:t>
               <w:tab/>
-              <w:t>10</w:t>
-            </w:r>
-            <w:r>
-              <w:rPr>
-                <w:webHidden/>
-              </w:rPr>
-              <w:fldChar w:fldCharType="end"/>
+              <w:t>8</w:t>
             </w:r>
           </w:hyperlink>
         </w:p>
@@ -1235,30 +981,11 @@
             <w:pStyle w:val="TOC1"/>
             <w:tabs>
               <w:tab w:val="clear" w:pos="708"/>
-              <w:tab w:val="right" w:pos="9735" w:leader="dot"/>
+              <w:tab w:val="right" w:pos="9745" w:leader="dot"/>
             </w:tabs>
-            <w:bidi w:val="0"/>
             <w:rPr/>
           </w:pPr>
-          <w:hyperlink w:anchor="_Toc1596454808">
-            <w:r>
-              <w:rPr>
-                <w:webHidden/>
-              </w:rPr>
-              <w:fldChar w:fldCharType="begin"/>
-            </w:r>
-            <w:r>
-              <w:rPr>
-                <w:webHidden/>
-              </w:rPr>
-              <w:instrText xml:space="preserve">PAGEREF _Toc1596454808 \h</w:instrText>
-            </w:r>
-            <w:r>
-              <w:rPr>
-                <w:webHidden/>
-              </w:rPr>
-              <w:fldChar w:fldCharType="separate"/>
-            </w:r>
+          <w:hyperlink w:anchor="__RefHeading___Toc1024_3474054176" w:tooltip="D) ORGANİZASYON PLANI">
             <w:r>
               <w:rPr>
                 <w:rStyle w:val="IndexLink"/>
@@ -1266,13 +993,7 @@
               </w:rPr>
               <w:t>D) ORGANİZASYON PLANI</w:t>
               <w:tab/>
-              <w:t>10</w:t>
-            </w:r>
-            <w:r>
-              <w:rPr>
-                <w:webHidden/>
-              </w:rPr>
-              <w:fldChar w:fldCharType="end"/>
+              <w:t>9</w:t>
             </w:r>
           </w:hyperlink>
         </w:p>
@@ -1281,30 +1002,11 @@
             <w:pStyle w:val="TOC2"/>
             <w:tabs>
               <w:tab w:val="clear" w:pos="708"/>
-              <w:tab w:val="right" w:pos="9735" w:leader="dot"/>
+              <w:tab w:val="right" w:pos="9745" w:leader="dot"/>
             </w:tabs>
-            <w:bidi w:val="0"/>
             <w:rPr/>
           </w:pPr>
-          <w:hyperlink w:anchor="_Toc864332547">
-            <w:r>
-              <w:rPr>
-                <w:webHidden/>
-              </w:rPr>
-              <w:fldChar w:fldCharType="begin"/>
-            </w:r>
-            <w:r>
-              <w:rPr>
-                <w:webHidden/>
-              </w:rPr>
-              <w:instrText xml:space="preserve">PAGEREF _Toc864332547 \h</w:instrText>
-            </w:r>
-            <w:r>
-              <w:rPr>
-                <w:webHidden/>
-              </w:rPr>
-              <w:fldChar w:fldCharType="separate"/>
-            </w:r>
+          <w:hyperlink w:anchor="__RefHeading___Toc1026_3474054176" w:tooltip="D.1.) Organizasyon Ekibinin Motivasyonları">
             <w:r>
               <w:rPr>
                 <w:rStyle w:val="IndexLink"/>
@@ -1312,13 +1014,7 @@
               </w:rPr>
               <w:t>D.1.) Organizasyon Ekibinin Motivasyonları</w:t>
               <w:tab/>
-              <w:t>11</w:t>
-            </w:r>
-            <w:r>
-              <w:rPr>
-                <w:webHidden/>
-              </w:rPr>
-              <w:fldChar w:fldCharType="end"/>
+              <w:t>9</w:t>
             </w:r>
           </w:hyperlink>
         </w:p>
@@ -1327,30 +1023,11 @@
             <w:pStyle w:val="TOC2"/>
             <w:tabs>
               <w:tab w:val="clear" w:pos="708"/>
-              <w:tab w:val="right" w:pos="9735" w:leader="dot"/>
+              <w:tab w:val="right" w:pos="9745" w:leader="dot"/>
             </w:tabs>
-            <w:bidi w:val="0"/>
             <w:rPr/>
           </w:pPr>
-          <w:hyperlink w:anchor="_Toc487697937">
-            <w:r>
-              <w:rPr>
-                <w:webHidden/>
-              </w:rPr>
-              <w:fldChar w:fldCharType="begin"/>
-            </w:r>
-            <w:r>
-              <w:rPr>
-                <w:webHidden/>
-              </w:rPr>
-              <w:instrText xml:space="preserve">PAGEREF _Toc487697937 \h</w:instrText>
-            </w:r>
-            <w:r>
-              <w:rPr>
-                <w:webHidden/>
-              </w:rPr>
-              <w:fldChar w:fldCharType="separate"/>
-            </w:r>
+          <w:hyperlink w:anchor="__RefHeading___Toc1028_3474054176" w:tooltip="D.2.) Etkinlik Öncesi">
             <w:r>
               <w:rPr>
                 <w:rStyle w:val="IndexLink"/>
@@ -1358,13 +1035,7 @@
               </w:rPr>
               <w:t>D.2.) Etkinlik Öncesi</w:t>
               <w:tab/>
-              <w:t>11</w:t>
-            </w:r>
-            <w:r>
-              <w:rPr>
-                <w:webHidden/>
-              </w:rPr>
-              <w:fldChar w:fldCharType="end"/>
+              <w:t>9</w:t>
             </w:r>
           </w:hyperlink>
         </w:p>
@@ -1373,30 +1044,11 @@
             <w:pStyle w:val="TOC2"/>
             <w:tabs>
               <w:tab w:val="clear" w:pos="708"/>
-              <w:tab w:val="right" w:pos="9735" w:leader="dot"/>
+              <w:tab w:val="right" w:pos="9745" w:leader="dot"/>
             </w:tabs>
-            <w:bidi w:val="0"/>
             <w:rPr/>
           </w:pPr>
-          <w:hyperlink w:anchor="_Toc36377971">
-            <w:r>
-              <w:rPr>
-                <w:webHidden/>
-              </w:rPr>
-              <w:fldChar w:fldCharType="begin"/>
-            </w:r>
-            <w:r>
-              <w:rPr>
-                <w:webHidden/>
-              </w:rPr>
-              <w:instrText xml:space="preserve">PAGEREF _Toc36377971 \h</w:instrText>
-            </w:r>
-            <w:r>
-              <w:rPr>
-                <w:webHidden/>
-              </w:rPr>
-              <w:fldChar w:fldCharType="separate"/>
-            </w:r>
+          <w:hyperlink w:anchor="__RefHeading___Toc1030_3474054176" w:tooltip="D.3.) Etkinlik Günü">
             <w:r>
               <w:rPr>
                 <w:rStyle w:val="IndexLink"/>
@@ -1404,13 +1056,7 @@
               </w:rPr>
               <w:t>D.3.) Etkinlik Günü</w:t>
               <w:tab/>
-              <w:t>11</w:t>
-            </w:r>
-            <w:r>
-              <w:rPr>
-                <w:webHidden/>
-              </w:rPr>
-              <w:fldChar w:fldCharType="end"/>
+              <w:t>9</w:t>
             </w:r>
           </w:hyperlink>
         </w:p>
@@ -1419,30 +1065,11 @@
             <w:pStyle w:val="TOC2"/>
             <w:tabs>
               <w:tab w:val="clear" w:pos="708"/>
-              <w:tab w:val="right" w:pos="9735" w:leader="dot"/>
+              <w:tab w:val="right" w:pos="9745" w:leader="dot"/>
             </w:tabs>
-            <w:bidi w:val="0"/>
             <w:rPr/>
           </w:pPr>
-          <w:hyperlink w:anchor="_Toc484902289">
-            <w:r>
-              <w:rPr>
-                <w:webHidden/>
-              </w:rPr>
-              <w:fldChar w:fldCharType="begin"/>
-            </w:r>
-            <w:r>
-              <w:rPr>
-                <w:webHidden/>
-              </w:rPr>
-              <w:instrText xml:space="preserve">PAGEREF _Toc484902289 \h</w:instrText>
-            </w:r>
-            <w:r>
-              <w:rPr>
-                <w:webHidden/>
-              </w:rPr>
-              <w:fldChar w:fldCharType="separate"/>
-            </w:r>
+          <w:hyperlink w:anchor="__RefHeading___Toc1032_3474054176" w:tooltip="D.4.) Etkinlik Sonrası">
             <w:r>
               <w:rPr>
                 <w:rStyle w:val="IndexLink"/>
@@ -1450,13 +1077,7 @@
               </w:rPr>
               <w:t>D.4.) Etkinlik Sonrası</w:t>
               <w:tab/>
-              <w:t>11</w:t>
-            </w:r>
-            <w:r>
-              <w:rPr>
-                <w:webHidden/>
-              </w:rPr>
-              <w:fldChar w:fldCharType="end"/>
+              <w:t>9</w:t>
             </w:r>
           </w:hyperlink>
         </w:p>
@@ -1465,30 +1086,11 @@
             <w:pStyle w:val="TOC1"/>
             <w:tabs>
               <w:tab w:val="clear" w:pos="708"/>
-              <w:tab w:val="right" w:pos="9735" w:leader="dot"/>
+              <w:tab w:val="right" w:pos="9745" w:leader="dot"/>
             </w:tabs>
-            <w:bidi w:val="0"/>
             <w:rPr/>
           </w:pPr>
-          <w:hyperlink w:anchor="_Toc1238021010">
-            <w:r>
-              <w:rPr>
-                <w:webHidden/>
-              </w:rPr>
-              <w:fldChar w:fldCharType="begin"/>
-            </w:r>
-            <w:r>
-              <w:rPr>
-                <w:webHidden/>
-              </w:rPr>
-              <w:instrText xml:space="preserve">PAGEREF _Toc1238021010 \h</w:instrText>
-            </w:r>
-            <w:r>
-              <w:rPr>
-                <w:webHidden/>
-              </w:rPr>
-              <w:fldChar w:fldCharType="separate"/>
-            </w:r>
+          <w:hyperlink w:anchor="__RefHeading___Toc1034_3474054176" w:tooltip="E) SPONSORLARA VE ŞİRKETLERE NE SUNUYORUZ?">
             <w:r>
               <w:rPr>
                 <w:rStyle w:val="IndexLink"/>
@@ -1496,13 +1098,7 @@
               </w:rPr>
               <w:t>E) SPONSORLARA VE ŞİRKETLERE NE SUNUYORUZ?</w:t>
               <w:tab/>
-              <w:t>11</w:t>
-            </w:r>
-            <w:r>
-              <w:rPr>
-                <w:webHidden/>
-              </w:rPr>
-              <w:fldChar w:fldCharType="end"/>
+              <w:t>10</w:t>
             </w:r>
           </w:hyperlink>
         </w:p>
@@ -1511,30 +1107,11 @@
             <w:pStyle w:val="TOC1"/>
             <w:tabs>
               <w:tab w:val="clear" w:pos="708"/>
-              <w:tab w:val="right" w:pos="9735" w:leader="dot"/>
+              <w:tab w:val="right" w:pos="9745" w:leader="dot"/>
             </w:tabs>
-            <w:bidi w:val="0"/>
             <w:rPr/>
           </w:pPr>
-          <w:hyperlink w:anchor="_Toc539651810">
-            <w:r>
-              <w:rPr>
-                <w:webHidden/>
-              </w:rPr>
-              <w:fldChar w:fldCharType="begin"/>
-            </w:r>
-            <w:r>
-              <w:rPr>
-                <w:webHidden/>
-              </w:rPr>
-              <w:instrText xml:space="preserve">PAGEREF _Toc539651810 \h</w:instrText>
-            </w:r>
-            <w:r>
-              <w:rPr>
-                <w:webHidden/>
-              </w:rPr>
-              <w:fldChar w:fldCharType="separate"/>
-            </w:r>
+          <w:hyperlink w:anchor="__RefHeading___Toc1036_3474054176" w:tooltip="F) NE TÜR DESTEK ARIYORUZ?">
             <w:r>
               <w:rPr>
                 <w:rStyle w:val="IndexLink"/>
@@ -1542,13 +1119,7 @@
               </w:rPr>
               <w:t>F) NE TÜR DESTEK ARIYORUZ?</w:t>
               <w:tab/>
-              <w:t>12</w:t>
-            </w:r>
-            <w:r>
-              <w:rPr>
-                <w:webHidden/>
-              </w:rPr>
-              <w:fldChar w:fldCharType="end"/>
+              <w:t>10</w:t>
             </w:r>
           </w:hyperlink>
         </w:p>
@@ -1557,30 +1128,11 @@
             <w:pStyle w:val="TOC1"/>
             <w:tabs>
               <w:tab w:val="clear" w:pos="708"/>
-              <w:tab w:val="right" w:pos="9735" w:leader="dot"/>
+              <w:tab w:val="right" w:pos="9745" w:leader="dot"/>
             </w:tabs>
-            <w:bidi w:val="0"/>
             <w:rPr/>
           </w:pPr>
-          <w:hyperlink w:anchor="_Toc624619388">
-            <w:r>
-              <w:rPr>
-                <w:webHidden/>
-              </w:rPr>
-              <w:fldChar w:fldCharType="begin"/>
-            </w:r>
-            <w:r>
-              <w:rPr>
-                <w:webHidden/>
-              </w:rPr>
-              <w:instrText xml:space="preserve">PAGEREF _Toc624619388 \h</w:instrText>
-            </w:r>
-            <w:r>
-              <w:rPr>
-                <w:webHidden/>
-              </w:rPr>
-              <w:fldChar w:fldCharType="separate"/>
-            </w:r>
+          <w:hyperlink w:anchor="__RefHeading___Toc1038_3474054176" w:tooltip="G) İLETİŞİM">
             <w:r>
               <w:rPr>
                 <w:rStyle w:val="IndexLink"/>
@@ -1588,13 +1140,7 @@
               </w:rPr>
               <w:t>G) İLETİŞİM</w:t>
               <w:tab/>
-              <w:t>12</w:t>
-            </w:r>
-            <w:r>
-              <w:rPr>
-                <w:webHidden/>
-              </w:rPr>
-              <w:fldChar w:fldCharType="end"/>
+              <w:t>11</w:t>
             </w:r>
           </w:hyperlink>
           <w:r>
@@ -1676,12 +1222,14 @@
           <w:szCs w:val="40"/>
         </w:rPr>
       </w:pPr>
-      <w:bookmarkStart w:id="1" w:name="_Toc1294747813"/>
+      <w:bookmarkStart w:id="2" w:name="__RefHeading___Toc1002_3474054176"/>
+      <w:bookmarkStart w:id="3" w:name="_Toc1294747813"/>
+      <w:bookmarkEnd w:id="2"/>
       <w:r>
         <w:rPr/>
         <w:t>A) KÜNYE</w:t>
       </w:r>
-      <w:bookmarkEnd w:id="1"/>
+      <w:bookmarkEnd w:id="3"/>
       <w:r>
         <w:rPr/>
         <w:t xml:space="preserve"> </w:t>
@@ -1702,8 +1250,8 @@
         <w:tblLook w:val="04a0" w:noHBand="0" w:noVBand="1" w:firstColumn="1" w:lastRow="0" w:lastColumn="0" w:firstRow="1"/>
       </w:tblPr>
       <w:tblGrid>
-        <w:gridCol w:w="2729"/>
-        <w:gridCol w:w="7115"/>
+        <w:gridCol w:w="2728"/>
+        <w:gridCol w:w="7116"/>
       </w:tblGrid>
       <w:tr>
         <w:trPr>
@@ -1711,7 +1259,7 @@
         </w:trPr>
         <w:tc>
           <w:tcPr>
-            <w:tcW w:w="2729" w:type="dxa"/>
+            <w:tcW w:w="2728" w:type="dxa"/>
             <w:tcBorders>
               <w:top w:val="single" w:sz="6" w:space="0" w:color="2E75B6"/>
               <w:start w:val="single" w:sz="6" w:space="0" w:color="2E75B6"/>
@@ -1737,7 +1285,7 @@
         </w:tc>
         <w:tc>
           <w:tcPr>
-            <w:tcW w:w="7115" w:type="dxa"/>
+            <w:tcW w:w="7116" w:type="dxa"/>
             <w:tcBorders>
               <w:top w:val="single" w:sz="6" w:space="0" w:color="2E75B6"/>
               <w:start w:val="single" w:sz="6" w:space="0" w:color="2E75B6"/>
@@ -1767,7 +1315,7 @@
         </w:trPr>
         <w:tc>
           <w:tcPr>
-            <w:tcW w:w="2729" w:type="dxa"/>
+            <w:tcW w:w="2728" w:type="dxa"/>
             <w:tcBorders>
               <w:top w:val="single" w:sz="6" w:space="0" w:color="2E75B6"/>
               <w:start w:val="single" w:sz="6" w:space="0" w:color="2E75B6"/>
@@ -1793,7 +1341,7 @@
         </w:tc>
         <w:tc>
           <w:tcPr>
-            <w:tcW w:w="7115" w:type="dxa"/>
+            <w:tcW w:w="7116" w:type="dxa"/>
             <w:tcBorders>
               <w:top w:val="single" w:sz="6" w:space="0" w:color="2E75B6"/>
               <w:start w:val="single" w:sz="6" w:space="0" w:color="2E75B6"/>
@@ -1821,7 +1369,7 @@
         </w:trPr>
         <w:tc>
           <w:tcPr>
-            <w:tcW w:w="2729" w:type="dxa"/>
+            <w:tcW w:w="2728" w:type="dxa"/>
             <w:tcBorders>
               <w:top w:val="single" w:sz="6" w:space="0" w:color="2E75B6"/>
               <w:start w:val="single" w:sz="6" w:space="0" w:color="2E75B6"/>
@@ -1847,7 +1395,7 @@
         </w:tc>
         <w:tc>
           <w:tcPr>
-            <w:tcW w:w="7115" w:type="dxa"/>
+            <w:tcW w:w="7116" w:type="dxa"/>
             <w:tcBorders>
               <w:top w:val="single" w:sz="6" w:space="0" w:color="2E75B6"/>
               <w:start w:val="single" w:sz="6" w:space="0" w:color="2E75B6"/>
@@ -1893,7 +1441,7 @@
         </w:trPr>
         <w:tc>
           <w:tcPr>
-            <w:tcW w:w="2729" w:type="dxa"/>
+            <w:tcW w:w="2728" w:type="dxa"/>
             <w:tcBorders>
               <w:top w:val="single" w:sz="6" w:space="0" w:color="2E75B6"/>
               <w:start w:val="single" w:sz="6" w:space="0" w:color="2E75B6"/>
@@ -1919,7 +1467,7 @@
         </w:tc>
         <w:tc>
           <w:tcPr>
-            <w:tcW w:w="7115" w:type="dxa"/>
+            <w:tcW w:w="7116" w:type="dxa"/>
             <w:tcBorders>
               <w:top w:val="single" w:sz="6" w:space="0" w:color="2E75B6"/>
               <w:start w:val="single" w:sz="6" w:space="0" w:color="2E75B6"/>
@@ -2162,7 +1710,13 @@
               <w:rPr>
                 <w:rFonts w:eastAsia="Arial" w:cs="Times New Roman" w:ascii="Times New Roman" w:hAnsi="Times New Roman"/>
               </w:rPr>
-              <w:t>~15</w:t>
+              <w:t>~1</w:t>
+            </w:r>
+            <w:r>
+              <w:rPr>
+                <w:rFonts w:eastAsia="Arial" w:cs="Times New Roman" w:ascii="Times New Roman" w:hAnsi="Times New Roman"/>
+              </w:rPr>
+              <w:t>0</w:t>
             </w:r>
           </w:p>
         </w:tc>
@@ -2327,12 +1881,14 @@
           <w:szCs w:val="32"/>
         </w:rPr>
       </w:pPr>
-      <w:bookmarkStart w:id="2" w:name="_Toc2027884251"/>
+      <w:bookmarkStart w:id="4" w:name="__RefHeading___Toc1004_3474054176"/>
+      <w:bookmarkStart w:id="5" w:name="_Toc2027884251"/>
+      <w:bookmarkEnd w:id="4"/>
       <w:r>
         <w:rPr/>
         <w:t>A.1.) HEDEF</w:t>
       </w:r>
-      <w:bookmarkEnd w:id="2"/>
+      <w:bookmarkEnd w:id="5"/>
     </w:p>
     <w:p>
       <w:pPr>
@@ -2470,12 +2026,14 @@
           <w:szCs w:val="32"/>
         </w:rPr>
       </w:pPr>
-      <w:bookmarkStart w:id="3" w:name="_Toc491818977"/>
+      <w:bookmarkStart w:id="6" w:name="__RefHeading___Toc1006_3474054176"/>
+      <w:bookmarkStart w:id="7" w:name="_Toc491818977"/>
+      <w:bookmarkEnd w:id="6"/>
       <w:r>
         <w:rPr/>
         <w:t>A.2.) KAPSAM</w:t>
       </w:r>
-      <w:bookmarkEnd w:id="3"/>
+      <w:bookmarkEnd w:id="7"/>
     </w:p>
     <w:p>
       <w:pPr>
@@ -2646,12 +2204,14 @@
         <w:spacing w:before="0" w:after="80"/>
         <w:rPr/>
       </w:pPr>
-      <w:bookmarkStart w:id="4" w:name="_Toc1444658461"/>
+      <w:bookmarkStart w:id="8" w:name="__RefHeading___Toc1008_3474054176"/>
+      <w:bookmarkStart w:id="9" w:name="_Toc1444658461"/>
+      <w:bookmarkEnd w:id="8"/>
       <w:r>
         <w:rPr/>
         <w:t>A.3.) PROGRAM AKIŞI</w:t>
       </w:r>
-      <w:bookmarkEnd w:id="4"/>
+      <w:bookmarkEnd w:id="9"/>
     </w:p>
     <w:tbl>
       <w:tblPr>
@@ -2668,8 +2228,8 @@
         <w:tblLook w:val="04a0" w:noHBand="0" w:noVBand="1" w:firstColumn="1" w:lastRow="0" w:lastColumn="0" w:firstRow="1"/>
       </w:tblPr>
       <w:tblGrid>
-        <w:gridCol w:w="1859"/>
-        <w:gridCol w:w="8607"/>
+        <w:gridCol w:w="1858"/>
+        <w:gridCol w:w="8608"/>
       </w:tblGrid>
       <w:tr>
         <w:trPr>
@@ -2677,7 +2237,7 @@
         </w:trPr>
         <w:tc>
           <w:tcPr>
-            <w:tcW w:w="1859" w:type="dxa"/>
+            <w:tcW w:w="1858" w:type="dxa"/>
             <w:tcBorders>
               <w:top w:val="single" w:sz="6" w:space="0" w:color="2E75B6"/>
               <w:start w:val="single" w:sz="6" w:space="0" w:color="2E75B6"/>
@@ -2709,7 +2269,7 @@
         </w:tc>
         <w:tc>
           <w:tcPr>
-            <w:tcW w:w="8607" w:type="dxa"/>
+            <w:tcW w:w="8608" w:type="dxa"/>
             <w:tcBorders>
               <w:top w:val="single" w:sz="6" w:space="0" w:color="2E75B6"/>
               <w:start w:val="single" w:sz="6" w:space="0" w:color="2E75B6"/>
@@ -2741,7 +2301,7 @@
         </w:trPr>
         <w:tc>
           <w:tcPr>
-            <w:tcW w:w="1859" w:type="dxa"/>
+            <w:tcW w:w="1858" w:type="dxa"/>
             <w:tcBorders>
               <w:start w:val="single" w:sz="6" w:space="0" w:color="2E75B6"/>
               <w:bottom w:val="single" w:sz="6" w:space="0" w:color="2E75B6"/>
@@ -2768,7 +2328,7 @@
         </w:tc>
         <w:tc>
           <w:tcPr>
-            <w:tcW w:w="8607" w:type="dxa"/>
+            <w:tcW w:w="8608" w:type="dxa"/>
             <w:tcBorders>
               <w:start w:val="single" w:sz="6" w:space="0" w:color="2E75B6"/>
               <w:bottom w:val="single" w:sz="6" w:space="0" w:color="2E75B6"/>
@@ -2797,7 +2357,7 @@
         </w:trPr>
         <w:tc>
           <w:tcPr>
-            <w:tcW w:w="1859" w:type="dxa"/>
+            <w:tcW w:w="1858" w:type="dxa"/>
             <w:tcBorders>
               <w:top w:val="single" w:sz="6" w:space="0" w:color="2E75B6"/>
               <w:start w:val="single" w:sz="6" w:space="0" w:color="2E75B6"/>
@@ -2825,7 +2385,7 @@
         </w:tc>
         <w:tc>
           <w:tcPr>
-            <w:tcW w:w="8607" w:type="dxa"/>
+            <w:tcW w:w="8608" w:type="dxa"/>
             <w:tcBorders>
               <w:top w:val="single" w:sz="6" w:space="0" w:color="2E75B6"/>
               <w:start w:val="single" w:sz="6" w:space="0" w:color="2E75B6"/>
@@ -2857,7 +2417,7 @@
         </w:trPr>
         <w:tc>
           <w:tcPr>
-            <w:tcW w:w="1859" w:type="dxa"/>
+            <w:tcW w:w="1858" w:type="dxa"/>
             <w:tcBorders>
               <w:start w:val="single" w:sz="6" w:space="0" w:color="2E75B6"/>
               <w:bottom w:val="single" w:sz="6" w:space="0" w:color="2E75B6"/>
@@ -2884,7 +2444,7 @@
         </w:tc>
         <w:tc>
           <w:tcPr>
-            <w:tcW w:w="8607" w:type="dxa"/>
+            <w:tcW w:w="8608" w:type="dxa"/>
             <w:tcBorders>
               <w:start w:val="single" w:sz="6" w:space="0" w:color="2E75B6"/>
               <w:bottom w:val="single" w:sz="6" w:space="0" w:color="2E75B6"/>
@@ -2913,7 +2473,7 @@
         </w:trPr>
         <w:tc>
           <w:tcPr>
-            <w:tcW w:w="1859" w:type="dxa"/>
+            <w:tcW w:w="1858" w:type="dxa"/>
             <w:tcBorders>
               <w:top w:val="single" w:sz="6" w:space="0" w:color="2E75B6"/>
               <w:start w:val="single" w:sz="6" w:space="0" w:color="2E75B6"/>
@@ -2941,7 +2501,7 @@
         </w:tc>
         <w:tc>
           <w:tcPr>
-            <w:tcW w:w="8607" w:type="dxa"/>
+            <w:tcW w:w="8608" w:type="dxa"/>
             <w:tcBorders>
               <w:top w:val="single" w:sz="6" w:space="0" w:color="2E75B6"/>
               <w:start w:val="single" w:sz="6" w:space="0" w:color="2E75B6"/>
@@ -2971,7 +2531,7 @@
         </w:trPr>
         <w:tc>
           <w:tcPr>
-            <w:tcW w:w="1859" w:type="dxa"/>
+            <w:tcW w:w="1858" w:type="dxa"/>
             <w:tcBorders>
               <w:top w:val="single" w:sz="6" w:space="0" w:color="2E75B6"/>
               <w:start w:val="single" w:sz="6" w:space="0" w:color="2E75B6"/>
@@ -2999,7 +2559,7 @@
         </w:tc>
         <w:tc>
           <w:tcPr>
-            <w:tcW w:w="8607" w:type="dxa"/>
+            <w:tcW w:w="8608" w:type="dxa"/>
             <w:tcBorders>
               <w:top w:val="single" w:sz="6" w:space="0" w:color="2E75B6"/>
               <w:start w:val="single" w:sz="6" w:space="0" w:color="2E75B6"/>
@@ -3029,7 +2589,7 @@
         </w:trPr>
         <w:tc>
           <w:tcPr>
-            <w:tcW w:w="1859" w:type="dxa"/>
+            <w:tcW w:w="1858" w:type="dxa"/>
             <w:tcBorders>
               <w:top w:val="single" w:sz="6" w:space="0" w:color="2E75B6"/>
               <w:start w:val="single" w:sz="6" w:space="0" w:color="2E75B6"/>
@@ -3057,7 +2617,7 @@
         </w:tc>
         <w:tc>
           <w:tcPr>
-            <w:tcW w:w="8607" w:type="dxa"/>
+            <w:tcW w:w="8608" w:type="dxa"/>
             <w:tcBorders>
               <w:top w:val="single" w:sz="6" w:space="0" w:color="2E75B6"/>
               <w:start w:val="single" w:sz="6" w:space="0" w:color="2E75B6"/>
@@ -3089,7 +2649,7 @@
         </w:trPr>
         <w:tc>
           <w:tcPr>
-            <w:tcW w:w="1859" w:type="dxa"/>
+            <w:tcW w:w="1858" w:type="dxa"/>
             <w:tcBorders>
               <w:start w:val="single" w:sz="6" w:space="0" w:color="2E75B6"/>
               <w:bottom w:val="single" w:sz="6" w:space="0" w:color="2E75B6"/>
@@ -3116,7 +2676,7 @@
         </w:tc>
         <w:tc>
           <w:tcPr>
-            <w:tcW w:w="8607" w:type="dxa"/>
+            <w:tcW w:w="8608" w:type="dxa"/>
             <w:tcBorders>
               <w:start w:val="single" w:sz="6" w:space="0" w:color="2E75B6"/>
               <w:bottom w:val="single" w:sz="6" w:space="0" w:color="2E75B6"/>
@@ -3145,7 +2705,7 @@
         </w:trPr>
         <w:tc>
           <w:tcPr>
-            <w:tcW w:w="1859" w:type="dxa"/>
+            <w:tcW w:w="1858" w:type="dxa"/>
             <w:tcBorders>
               <w:top w:val="single" w:sz="6" w:space="0" w:color="2E75B6"/>
               <w:start w:val="single" w:sz="6" w:space="0" w:color="2E75B6"/>
@@ -3173,7 +2733,7 @@
         </w:tc>
         <w:tc>
           <w:tcPr>
-            <w:tcW w:w="8607" w:type="dxa"/>
+            <w:tcW w:w="8608" w:type="dxa"/>
             <w:tcBorders>
               <w:top w:val="single" w:sz="6" w:space="0" w:color="2E75B6"/>
               <w:start w:val="single" w:sz="6" w:space="0" w:color="2E75B6"/>
@@ -3205,7 +2765,7 @@
         </w:trPr>
         <w:tc>
           <w:tcPr>
-            <w:tcW w:w="1859" w:type="dxa"/>
+            <w:tcW w:w="1858" w:type="dxa"/>
             <w:tcBorders>
               <w:start w:val="single" w:sz="6" w:space="0" w:color="2E75B6"/>
               <w:bottom w:val="single" w:sz="6" w:space="0" w:color="2E75B6"/>
@@ -3232,7 +2792,7 @@
         </w:tc>
         <w:tc>
           <w:tcPr>
-            <w:tcW w:w="8607" w:type="dxa"/>
+            <w:tcW w:w="8608" w:type="dxa"/>
             <w:tcBorders>
               <w:start w:val="single" w:sz="6" w:space="0" w:color="2E75B6"/>
               <w:bottom w:val="single" w:sz="6" w:space="0" w:color="2E75B6"/>
@@ -3276,12 +2836,14 @@
           <w:szCs w:val="32"/>
         </w:rPr>
       </w:pPr>
-      <w:bookmarkStart w:id="5" w:name="_Toc77237484"/>
+      <w:bookmarkStart w:id="10" w:name="__RefHeading___Toc1010_3474054176"/>
+      <w:bookmarkStart w:id="11" w:name="_Toc77237484"/>
+      <w:bookmarkEnd w:id="10"/>
       <w:r>
         <w:rPr/>
         <w:t>A.4.) OTURUM İÇERIĞI</w:t>
       </w:r>
-      <w:bookmarkEnd w:id="5"/>
+      <w:bookmarkEnd w:id="11"/>
     </w:p>
     <w:tbl>
       <w:tblPr>
@@ -3298,8 +2860,8 @@
         <w:tblLook w:val="04a0" w:noHBand="0" w:noVBand="1" w:firstColumn="1" w:lastRow="0" w:lastColumn="0" w:firstRow="1"/>
       </w:tblPr>
       <w:tblGrid>
-        <w:gridCol w:w="2196"/>
-        <w:gridCol w:w="7659"/>
+        <w:gridCol w:w="2195"/>
+        <w:gridCol w:w="7660"/>
       </w:tblGrid>
       <w:tr>
         <w:trPr>
@@ -3307,7 +2869,7 @@
         </w:trPr>
         <w:tc>
           <w:tcPr>
-            <w:tcW w:w="2196" w:type="dxa"/>
+            <w:tcW w:w="2195" w:type="dxa"/>
             <w:tcBorders>
               <w:top w:val="single" w:sz="6" w:space="0" w:color="2E75B6"/>
               <w:start w:val="single" w:sz="6" w:space="0" w:color="2E75B6"/>
@@ -3337,7 +2899,7 @@
         </w:tc>
         <w:tc>
           <w:tcPr>
-            <w:tcW w:w="7659" w:type="dxa"/>
+            <w:tcW w:w="7660" w:type="dxa"/>
             <w:tcBorders>
               <w:top w:val="single" w:sz="6" w:space="0" w:color="2E75B6"/>
               <w:start w:val="single" w:sz="6" w:space="0" w:color="2E75B6"/>
@@ -3369,7 +2931,7 @@
         </w:trPr>
         <w:tc>
           <w:tcPr>
-            <w:tcW w:w="2196" w:type="dxa"/>
+            <w:tcW w:w="2195" w:type="dxa"/>
             <w:tcBorders>
               <w:top w:val="single" w:sz="6" w:space="0" w:color="2E75B6"/>
               <w:start w:val="single" w:sz="6" w:space="0" w:color="2E75B6"/>
@@ -3399,7 +2961,7 @@
         </w:tc>
         <w:tc>
           <w:tcPr>
-            <w:tcW w:w="7659" w:type="dxa"/>
+            <w:tcW w:w="7660" w:type="dxa"/>
             <w:tcBorders>
               <w:top w:val="single" w:sz="6" w:space="0" w:color="2E75B6"/>
               <w:start w:val="single" w:sz="6" w:space="0" w:color="2E75B6"/>
@@ -3431,7 +2993,7 @@
         </w:trPr>
         <w:tc>
           <w:tcPr>
-            <w:tcW w:w="2196" w:type="dxa"/>
+            <w:tcW w:w="2195" w:type="dxa"/>
             <w:tcBorders>
               <w:top w:val="single" w:sz="6" w:space="0" w:color="2E75B6"/>
               <w:start w:val="single" w:sz="6" w:space="0" w:color="2E75B6"/>
@@ -3461,7 +3023,7 @@
         </w:tc>
         <w:tc>
           <w:tcPr>
-            <w:tcW w:w="7659" w:type="dxa"/>
+            <w:tcW w:w="7660" w:type="dxa"/>
             <w:tcBorders>
               <w:top w:val="single" w:sz="6" w:space="0" w:color="2E75B6"/>
               <w:start w:val="single" w:sz="6" w:space="0" w:color="2E75B6"/>
@@ -3493,7 +3055,7 @@
         </w:trPr>
         <w:tc>
           <w:tcPr>
-            <w:tcW w:w="2196" w:type="dxa"/>
+            <w:tcW w:w="2195" w:type="dxa"/>
             <w:tcBorders>
               <w:top w:val="single" w:sz="6" w:space="0" w:color="2E75B6"/>
               <w:start w:val="single" w:sz="6" w:space="0" w:color="2E75B6"/>
@@ -3523,7 +3085,7 @@
         </w:tc>
         <w:tc>
           <w:tcPr>
-            <w:tcW w:w="7659" w:type="dxa"/>
+            <w:tcW w:w="7660" w:type="dxa"/>
             <w:tcBorders>
               <w:top w:val="single" w:sz="6" w:space="0" w:color="2E75B6"/>
               <w:start w:val="single" w:sz="6" w:space="0" w:color="2E75B6"/>
@@ -3584,12 +3146,14 @@
           <w:szCs w:val="32"/>
         </w:rPr>
       </w:pPr>
-      <w:bookmarkStart w:id="6" w:name="_Toc649219134"/>
+      <w:bookmarkStart w:id="12" w:name="__RefHeading___Toc1012_3474054176"/>
+      <w:bookmarkStart w:id="13" w:name="_Toc649219134"/>
+      <w:bookmarkEnd w:id="12"/>
       <w:r>
         <w:rPr/>
         <w:t>A.5.) KATILIMCI PROFİLİ</w:t>
       </w:r>
-      <w:bookmarkEnd w:id="6"/>
+      <w:bookmarkEnd w:id="13"/>
     </w:p>
     <w:tbl>
       <w:tblPr>
@@ -4012,6 +3576,24 @@
     </w:p>
     <w:p>
       <w:pPr>
+        <w:pStyle w:val="Heading1"/>
+        <w:rPr/>
+      </w:pPr>
+      <w:bookmarkStart w:id="14" w:name="__RefHeading___Toc1014_3474054176"/>
+      <w:bookmarkStart w:id="15" w:name="_Toc1742556977_Copy_1"/>
+      <w:bookmarkEnd w:id="14"/>
+      <w:r>
+        <w:rPr/>
+        <w:t xml:space="preserve">B) </w:t>
+      </w:r>
+      <w:bookmarkEnd w:id="15"/>
+      <w:r>
+        <w:rPr/>
+        <w:t>FİRMALAR</w:t>
+      </w:r>
+    </w:p>
+    <w:p>
+      <w:pPr>
         <w:pStyle w:val="Heading2"/>
         <w:spacing w:before="0" w:after="80"/>
         <w:rPr>
@@ -4022,15 +3604,25 @@
           <w:szCs w:val="32"/>
         </w:rPr>
       </w:pPr>
-      <w:bookmarkStart w:id="7" w:name="_Toc1742556977_Copy_1"/>
+      <w:bookmarkStart w:id="16" w:name="__RefHeading___Toc1016_3474054176_Copy_1"/>
+      <w:bookmarkStart w:id="17" w:name="_Toc1742556977_Copy_2"/>
+      <w:bookmarkEnd w:id="16"/>
       <w:r>
         <w:rPr/>
-        <w:t xml:space="preserve">B) </w:t>
-      </w:r>
-      <w:bookmarkEnd w:id="7"/>
+        <w:t>B.</w:t>
+      </w:r>
       <w:r>
         <w:rPr/>
-        <w:t>KONUŞMACILAR</w:t>
+        <w:t>1.</w:t>
+      </w:r>
+      <w:r>
+        <w:rPr/>
+        <w:t xml:space="preserve">) </w:t>
+      </w:r>
+      <w:bookmarkEnd w:id="17"/>
+      <w:r>
+        <w:rPr/>
+        <w:t>TEKNİK SUNUMLAR</w:t>
       </w:r>
     </w:p>
     <w:p>
@@ -4052,7 +3644,7 @@
         <w:rPr>
           <w:rFonts w:eastAsia="Arial" w:cs="Times New Roman" w:ascii="Times New Roman" w:hAnsi="Times New Roman"/>
         </w:rPr>
-        <w:t>Kuzeyboru, Bülent KARAMAN, Kuzeyboru Kurucu Ortağı</w:t>
+        <w:t>11:00 – 11:40 : Kuzeyboru, Bahadır KAYA, Arge Müdürü</w:t>
       </w:r>
     </w:p>
     <w:p>
@@ -4074,7 +3666,7 @@
         <w:rPr>
           <w:rFonts w:eastAsia="Arial" w:cs="Times New Roman" w:ascii="Times New Roman" w:hAnsi="Times New Roman"/>
         </w:rPr>
-        <w:t>AEMOT, Sami AKDOĞAN, Genel Müdür</w:t>
+        <w:t>13:00 – 13:40 : AEMOT, Sami AKDOĞAN, Genel Müdür</w:t>
       </w:r>
     </w:p>
     <w:p>
@@ -4089,20 +3681,14 @@
         <w:contextualSpacing w:val="false"/>
         <w:jc w:val="both"/>
         <w:rPr>
-          <w:rFonts w:ascii="Times New Roman" w:hAnsi="Times New Roman" w:cs="Times New Roman"/>
-        </w:rPr>
-      </w:pPr>
-      <w:r>
-        <w:rPr>
-          <w:rFonts w:eastAsia="Arial" w:cs="Times New Roman" w:ascii="Times New Roman" w:hAnsi="Times New Roman"/>
-        </w:rPr>
-        <w:t xml:space="preserve">MAN, </w:t>
-      </w:r>
-      <w:r>
-        <w:rPr>
-          <w:rFonts w:eastAsia="Arial" w:cs="Times New Roman" w:ascii="Times New Roman" w:hAnsi="Times New Roman"/>
-        </w:rPr>
-        <w:t>Test Mühendisi</w:t>
+          <w:rFonts w:ascii="Times New Roman" w:hAnsi="Times New Roman" w:eastAsia="Arial" w:cs="Times New Roman"/>
+        </w:rPr>
+      </w:pPr>
+      <w:r>
+        <w:rPr>
+          <w:rFonts w:eastAsia="Arial" w:cs="Times New Roman" w:ascii="Times New Roman" w:hAnsi="Times New Roman"/>
+        </w:rPr>
+        <w:t>14:00 – 14:40 : LotusX, Prof. Dr Tolga TANER, Kurucu Ortağı</w:t>
       </w:r>
     </w:p>
     <w:p>
@@ -4124,7 +3710,41 @@
         <w:rPr>
           <w:rFonts w:eastAsia="Arial" w:cs="Times New Roman" w:ascii="Times New Roman" w:hAnsi="Times New Roman"/>
         </w:rPr>
-        <w:t>Mercedes, Ender PAK, İnsan Kaynakları Müdürü</w:t>
+        <w:t>15:00 – 15:40 : Mercedes, Ender PAK, İnsan Kaynakları Müdürü</w:t>
+      </w:r>
+    </w:p>
+    <w:p>
+      <w:pPr>
+        <w:pStyle w:val="ListParagraph"/>
+        <w:spacing w:lineRule="auto" w:line="276" w:before="40" w:after="40"/>
+        <w:ind w:hanging="0" w:start="0"/>
+        <w:contextualSpacing w:val="false"/>
+        <w:jc w:val="both"/>
+        <w:rPr>
+          <w:rFonts w:ascii="Times New Roman" w:hAnsi="Times New Roman" w:eastAsia="Arial" w:cs="Times New Roman"/>
+        </w:rPr>
+      </w:pPr>
+      <w:r>
+        <w:rPr>
+          <w:rFonts w:eastAsia="Arial" w:cs="Times New Roman" w:ascii="Times New Roman" w:hAnsi="Times New Roman"/>
+        </w:rPr>
+      </w:r>
+    </w:p>
+    <w:p>
+      <w:pPr>
+        <w:pStyle w:val="ListParagraph"/>
+        <w:spacing w:lineRule="auto" w:line="276" w:before="40" w:after="40"/>
+        <w:ind w:hanging="0" w:start="0"/>
+        <w:contextualSpacing w:val="false"/>
+        <w:jc w:val="both"/>
+        <w:rPr>
+          <w:rFonts w:ascii="Times New Roman" w:hAnsi="Times New Roman" w:eastAsia="Arial" w:cs="Times New Roman"/>
+        </w:rPr>
+      </w:pPr>
+      <w:r>
+        <w:rPr>
+          <w:rFonts w:eastAsia="Arial" w:cs="Times New Roman" w:ascii="Times New Roman" w:hAnsi="Times New Roman"/>
+        </w:rPr>
       </w:r>
     </w:p>
     <w:p>
@@ -4139,36 +3759,22 @@
           <w:szCs w:val="32"/>
         </w:rPr>
       </w:pPr>
-      <w:r>
-        <w:rPr/>
-      </w:r>
-    </w:p>
-    <w:p>
-      <w:pPr>
-        <w:pStyle w:val="Heading2"/>
-        <w:spacing w:before="0" w:after="80"/>
-        <w:rPr>
-          <w:rFonts w:ascii="Times New Roman" w:hAnsi="Times New Roman" w:eastAsia="Arial" w:cs="Times New Roman"/>
-          <w:b/>
-          <w:bCs/>
-          <w:sz w:val="32"/>
-          <w:szCs w:val="32"/>
-        </w:rPr>
-      </w:pPr>
-      <w:bookmarkStart w:id="8" w:name="_Toc1742556977"/>
+      <w:bookmarkStart w:id="18" w:name="__RefHeading___Toc1016_3474054176"/>
+      <w:bookmarkStart w:id="19" w:name="_Toc1742556977"/>
+      <w:bookmarkEnd w:id="18"/>
       <w:r>
         <w:rPr/>
         <w:t>B.</w:t>
       </w:r>
       <w:r>
         <w:rPr/>
-        <w:t>1.</w:t>
+        <w:t>2.</w:t>
       </w:r>
       <w:r>
         <w:rPr/>
         <w:t>) DAVETLİ ŞİRKET LİSTESİ</w:t>
       </w:r>
-      <w:bookmarkEnd w:id="8"/>
+      <w:bookmarkEnd w:id="19"/>
     </w:p>
     <w:p>
       <w:pPr>
@@ -4204,14 +3810,14 @@
         <w:contextualSpacing w:val="false"/>
         <w:jc w:val="both"/>
         <w:rPr>
-          <w:rFonts w:ascii="Times New Roman" w:hAnsi="Times New Roman" w:cs="Times New Roman"/>
-        </w:rPr>
-      </w:pPr>
-      <w:r>
-        <w:rPr>
-          <w:rFonts w:eastAsia="Arial" w:cs="Times New Roman" w:ascii="Times New Roman" w:hAnsi="Times New Roman"/>
-        </w:rPr>
-        <w:t>MAN</w:t>
+          <w:rFonts w:ascii="Times New Roman" w:hAnsi="Times New Roman" w:eastAsia="Arial" w:cs="Times New Roman"/>
+        </w:rPr>
+      </w:pPr>
+      <w:r>
+        <w:rPr>
+          <w:rFonts w:eastAsia="Arial" w:cs="Times New Roman" w:ascii="Times New Roman" w:hAnsi="Times New Roman"/>
+        </w:rPr>
+        <w:t>Kuzeyboru</w:t>
       </w:r>
     </w:p>
     <w:p>
@@ -4226,14 +3832,14 @@
         <w:contextualSpacing w:val="false"/>
         <w:jc w:val="both"/>
         <w:rPr>
-          <w:rFonts w:ascii="Times New Roman" w:hAnsi="Times New Roman" w:eastAsia="Arial" w:cs="Times New Roman"/>
-        </w:rPr>
-      </w:pPr>
-      <w:r>
-        <w:rPr>
-          <w:rFonts w:eastAsia="Arial" w:cs="Times New Roman" w:ascii="Times New Roman" w:hAnsi="Times New Roman"/>
-        </w:rPr>
-        <w:t>Kuzeyboru</w:t>
+          <w:rFonts w:ascii="Times New Roman" w:hAnsi="Times New Roman" w:cs="Times New Roman"/>
+        </w:rPr>
+      </w:pPr>
+      <w:r>
+        <w:rPr>
+          <w:rFonts w:eastAsia="Arial" w:cs="Times New Roman" w:ascii="Times New Roman" w:hAnsi="Times New Roman"/>
+        </w:rPr>
+        <w:t>Aemot</w:t>
       </w:r>
     </w:p>
     <w:p>
@@ -4255,7 +3861,7 @@
         <w:rPr>
           <w:rFonts w:eastAsia="Arial" w:cs="Times New Roman" w:ascii="Times New Roman" w:hAnsi="Times New Roman"/>
         </w:rPr>
-        <w:t>Aemot</w:t>
+        <w:t>LotusX</w:t>
       </w:r>
     </w:p>
     <w:p>
@@ -4270,14 +3876,16 @@
         <w:contextualSpacing w:val="false"/>
         <w:jc w:val="both"/>
         <w:rPr>
-          <w:rFonts w:ascii="Times New Roman" w:hAnsi="Times New Roman" w:cs="Times New Roman"/>
-        </w:rPr>
-      </w:pPr>
-      <w:r>
-        <w:rPr>
-          <w:rFonts w:eastAsia="Arial" w:cs="Times New Roman" w:ascii="Times New Roman" w:hAnsi="Times New Roman"/>
-        </w:rPr>
-        <w:t>Dynova</w:t>
+          <w:rFonts w:ascii="Times New Roman" w:hAnsi="Times New Roman" w:eastAsia="Arial" w:cs="Times New Roman"/>
+        </w:rPr>
+      </w:pPr>
+      <w:r>
+        <w:rPr/>
+        <w:t xml:space="preserve">Bilim Merkezi </w:t>
+      </w:r>
+      <w:r>
+        <w:rPr/>
+        <w:t>| Aksaray</w:t>
       </w:r>
     </w:p>
     <w:p>
@@ -4296,10 +3904,8 @@
         </w:rPr>
       </w:pPr>
       <w:r>
-        <w:rPr>
-          <w:rFonts w:eastAsia="Arial" w:cs="Times New Roman" w:ascii="Times New Roman" w:hAnsi="Times New Roman"/>
-        </w:rPr>
-        <w:t>Colombia</w:t>
+        <w:rPr/>
+        <w:t>GSB | Aksaray</w:t>
       </w:r>
     </w:p>
     <w:p>
@@ -4321,7 +3927,7 @@
         <w:rPr>
           <w:rFonts w:eastAsia="Arial" w:cs="Times New Roman" w:ascii="Times New Roman" w:hAnsi="Times New Roman"/>
         </w:rPr>
-        <w:t xml:space="preserve">Chocolabs </w:t>
+        <w:t>Colombia</w:t>
       </w:r>
     </w:p>
     <w:p>
@@ -4365,29 +3971,7 @@
         <w:rPr>
           <w:rFonts w:eastAsia="Arial" w:cs="Times New Roman" w:ascii="Times New Roman" w:hAnsi="Times New Roman"/>
         </w:rPr>
-        <w:t>Sütaş</w:t>
-      </w:r>
-    </w:p>
-    <w:p>
-      <w:pPr>
-        <w:pStyle w:val="ListParagraph"/>
-        <w:numPr>
-          <w:ilvl w:val="0"/>
-          <w:numId w:val="2"/>
-        </w:numPr>
-        <w:spacing w:lineRule="auto" w:line="276" w:before="40" w:after="40"/>
-        <w:ind w:hanging="300" w:start="720"/>
-        <w:contextualSpacing w:val="false"/>
-        <w:jc w:val="both"/>
-        <w:rPr>
-          <w:rFonts w:ascii="Times New Roman" w:hAnsi="Times New Roman" w:eastAsia="Arial" w:cs="Times New Roman"/>
-        </w:rPr>
-      </w:pPr>
-      <w:r>
-        <w:rPr>
-          <w:rFonts w:eastAsia="Arial" w:cs="Times New Roman" w:ascii="Times New Roman" w:hAnsi="Times New Roman"/>
-        </w:rPr>
-        <w:t>Bilim Merkezi</w:t>
+        <w:t>Falke</w:t>
       </w:r>
     </w:p>
     <w:p>
@@ -4407,7 +3991,7 @@
         <w:rPr>
           <w:rFonts w:eastAsia="Arial" w:cs="Times New Roman" w:ascii="Times New Roman" w:hAnsi="Times New Roman"/>
         </w:rPr>
-        <w:t>SAT Havacılık</w:t>
+        <w:t>Baydemir</w:t>
       </w:r>
     </w:p>
     <w:p>
@@ -4429,7 +4013,29 @@
         <w:rPr>
           <w:rFonts w:eastAsia="Arial" w:cs="Times New Roman" w:ascii="Times New Roman" w:hAnsi="Times New Roman"/>
         </w:rPr>
-        <w:t>Falke</w:t>
+        <w:t>Motolux</w:t>
+      </w:r>
+    </w:p>
+    <w:p>
+      <w:pPr>
+        <w:pStyle w:val="ListParagraph"/>
+        <w:numPr>
+          <w:ilvl w:val="0"/>
+          <w:numId w:val="2"/>
+        </w:numPr>
+        <w:spacing w:lineRule="auto" w:line="276" w:before="40" w:after="40"/>
+        <w:ind w:hanging="300" w:start="720"/>
+        <w:contextualSpacing w:val="false"/>
+        <w:jc w:val="both"/>
+        <w:rPr>
+          <w:rFonts w:ascii="Times New Roman" w:hAnsi="Times New Roman" w:eastAsia="Arial" w:cs="Times New Roman"/>
+        </w:rPr>
+      </w:pPr>
+      <w:r>
+        <w:rPr>
+          <w:rFonts w:eastAsia="Arial" w:cs="Times New Roman" w:ascii="Times New Roman" w:hAnsi="Times New Roman"/>
+        </w:rPr>
+        <w:t>Sarıgözoğlu</w:t>
       </w:r>
     </w:p>
     <w:p>
@@ -4449,7 +4055,35 @@
         <w:rPr>
           <w:rFonts w:eastAsia="Arial" w:cs="Times New Roman" w:ascii="Times New Roman" w:hAnsi="Times New Roman"/>
         </w:rPr>
-        <w:t>Toku Teknoloji</w:t>
+        <w:t>Aytaç Makine</w:t>
+      </w:r>
+    </w:p>
+    <w:p>
+      <w:pPr>
+        <w:pStyle w:val="ListParagraph"/>
+        <w:numPr>
+          <w:ilvl w:val="0"/>
+          <w:numId w:val="2"/>
+        </w:numPr>
+        <w:spacing w:lineRule="auto" w:line="276" w:before="40" w:after="40"/>
+        <w:ind w:hanging="300" w:start="720"/>
+        <w:contextualSpacing w:val="false"/>
+        <w:jc w:val="both"/>
+        <w:rPr>
+          <w:rFonts w:ascii="Times New Roman" w:hAnsi="Times New Roman" w:eastAsia="Arial" w:cs="Times New Roman"/>
+        </w:rPr>
+      </w:pPr>
+      <w:r>
+        <w:rPr>
+          <w:rFonts w:eastAsia="Arial" w:cs="Times New Roman" w:ascii="Times New Roman" w:hAnsi="Times New Roman"/>
+        </w:rPr>
+        <w:t>Fikir</w:t>
+      </w:r>
+      <w:r>
+        <w:rPr>
+          <w:rFonts w:eastAsia="Arial" w:cs="Times New Roman" w:ascii="Times New Roman" w:hAnsi="Times New Roman"/>
+        </w:rPr>
+        <w:t xml:space="preserve"> House</w:t>
       </w:r>
     </w:p>
     <w:p>
@@ -4469,118 +4103,6 @@
         <w:rPr>
           <w:rFonts w:eastAsia="Arial" w:cs="Times New Roman" w:ascii="Times New Roman" w:hAnsi="Times New Roman"/>
         </w:rPr>
-        <w:t>Baydemir</w:t>
-      </w:r>
-    </w:p>
-    <w:p>
-      <w:pPr>
-        <w:pStyle w:val="ListParagraph"/>
-        <w:numPr>
-          <w:ilvl w:val="0"/>
-          <w:numId w:val="2"/>
-        </w:numPr>
-        <w:spacing w:lineRule="auto" w:line="276" w:before="40" w:after="40"/>
-        <w:ind w:hanging="300" w:start="720"/>
-        <w:contextualSpacing w:val="false"/>
-        <w:jc w:val="both"/>
-        <w:rPr>
-          <w:rFonts w:ascii="Times New Roman" w:hAnsi="Times New Roman" w:eastAsia="Arial" w:cs="Times New Roman"/>
-        </w:rPr>
-      </w:pPr>
-      <w:r>
-        <w:rPr>
-          <w:rFonts w:eastAsia="Arial" w:cs="Times New Roman" w:ascii="Times New Roman" w:hAnsi="Times New Roman"/>
-        </w:rPr>
-        <w:t>Motolux</w:t>
-      </w:r>
-    </w:p>
-    <w:p>
-      <w:pPr>
-        <w:pStyle w:val="ListParagraph"/>
-        <w:numPr>
-          <w:ilvl w:val="0"/>
-          <w:numId w:val="2"/>
-        </w:numPr>
-        <w:spacing w:lineRule="auto" w:line="276" w:before="40" w:after="40"/>
-        <w:ind w:hanging="300" w:start="720"/>
-        <w:contextualSpacing w:val="false"/>
-        <w:jc w:val="both"/>
-        <w:rPr>
-          <w:rFonts w:ascii="Times New Roman" w:hAnsi="Times New Roman" w:eastAsia="Arial" w:cs="Times New Roman"/>
-        </w:rPr>
-      </w:pPr>
-      <w:r>
-        <w:rPr>
-          <w:rFonts w:eastAsia="Arial" w:cs="Times New Roman" w:ascii="Times New Roman" w:hAnsi="Times New Roman"/>
-        </w:rPr>
-        <w:t>Sarıgözoğlu</w:t>
-      </w:r>
-    </w:p>
-    <w:p>
-      <w:pPr>
-        <w:pStyle w:val="ListParagraph"/>
-        <w:numPr>
-          <w:ilvl w:val="0"/>
-          <w:numId w:val="2"/>
-        </w:numPr>
-        <w:spacing w:lineRule="auto" w:line="276" w:before="40" w:after="40"/>
-        <w:ind w:hanging="300" w:start="720"/>
-        <w:contextualSpacing w:val="false"/>
-        <w:jc w:val="both"/>
-        <w:rPr/>
-      </w:pPr>
-      <w:r>
-        <w:rPr>
-          <w:rFonts w:eastAsia="Arial" w:cs="Times New Roman" w:ascii="Times New Roman" w:hAnsi="Times New Roman"/>
-        </w:rPr>
-        <w:t>Aytaç Makine</w:t>
-      </w:r>
-    </w:p>
-    <w:p>
-      <w:pPr>
-        <w:pStyle w:val="ListParagraph"/>
-        <w:numPr>
-          <w:ilvl w:val="0"/>
-          <w:numId w:val="2"/>
-        </w:numPr>
-        <w:spacing w:lineRule="auto" w:line="276" w:before="40" w:after="40"/>
-        <w:ind w:hanging="300" w:start="720"/>
-        <w:contextualSpacing w:val="false"/>
-        <w:jc w:val="both"/>
-        <w:rPr>
-          <w:rFonts w:ascii="Times New Roman" w:hAnsi="Times New Roman" w:eastAsia="Arial" w:cs="Times New Roman"/>
-        </w:rPr>
-      </w:pPr>
-      <w:r>
-        <w:rPr>
-          <w:rFonts w:eastAsia="Arial" w:cs="Times New Roman" w:ascii="Times New Roman" w:hAnsi="Times New Roman"/>
-        </w:rPr>
-        <w:t>Fikir H</w:t>
-      </w:r>
-      <w:r>
-        <w:rPr>
-          <w:rFonts w:eastAsia="Arial" w:cs="Times New Roman" w:ascii="Times New Roman" w:hAnsi="Times New Roman"/>
-        </w:rPr>
-        <w:t>ouse</w:t>
-      </w:r>
-    </w:p>
-    <w:p>
-      <w:pPr>
-        <w:pStyle w:val="ListParagraph"/>
-        <w:numPr>
-          <w:ilvl w:val="0"/>
-          <w:numId w:val="2"/>
-        </w:numPr>
-        <w:spacing w:lineRule="auto" w:line="276" w:before="40" w:after="40"/>
-        <w:ind w:hanging="300" w:start="720"/>
-        <w:contextualSpacing w:val="false"/>
-        <w:jc w:val="both"/>
-        <w:rPr/>
-      </w:pPr>
-      <w:r>
-        <w:rPr>
-          <w:rFonts w:eastAsia="Arial" w:cs="Times New Roman" w:ascii="Times New Roman" w:hAnsi="Times New Roman"/>
-        </w:rPr>
         <w:t>Altuntaş</w:t>
       </w:r>
     </w:p>
@@ -4608,12 +4130,14 @@
           <w:szCs w:val="32"/>
         </w:rPr>
       </w:pPr>
-      <w:bookmarkStart w:id="9" w:name="_Toc592944090"/>
+      <w:bookmarkStart w:id="20" w:name="__RefHeading___Toc1018_3474054176"/>
+      <w:bookmarkStart w:id="21" w:name="_Toc592944090"/>
+      <w:bookmarkEnd w:id="20"/>
       <w:r>
         <w:rPr/>
         <w:t>C) AKSARAY KURUMLAR İÇİ DESTEKLEYİCİLER</w:t>
       </w:r>
-      <w:bookmarkEnd w:id="9"/>
+      <w:bookmarkEnd w:id="21"/>
     </w:p>
     <w:tbl>
       <w:tblPr>
@@ -5033,7 +4557,7 @@
               </w:rPr>
               <w:t xml:space="preserve">Prof. Dr. </w:t>
             </w:r>
-            <w:bookmarkStart w:id="10" w:name="_Int_zGrzHZ9d"/>
+            <w:bookmarkStart w:id="22" w:name="_Int_zGrzHZ9d"/>
             <w:r>
               <w:rPr>
                 <w:rFonts w:eastAsia="Arial" w:cs="Times New Roman" w:ascii="Times New Roman" w:hAnsi="Times New Roman"/>
@@ -5044,7 +4568,7 @@
               </w:rPr>
               <w:t>Melayib</w:t>
             </w:r>
-            <w:bookmarkEnd w:id="10"/>
+            <w:bookmarkEnd w:id="22"/>
             <w:r>
               <w:rPr>
                 <w:rFonts w:eastAsia="Arial" w:cs="Times New Roman" w:ascii="Times New Roman" w:hAnsi="Times New Roman"/>
@@ -5481,12 +5005,14 @@
           <w:szCs w:val="32"/>
         </w:rPr>
       </w:pPr>
-      <w:bookmarkStart w:id="11" w:name="_Toc1540614879"/>
+      <w:bookmarkStart w:id="23" w:name="__RefHeading___Toc1020_3474054176"/>
+      <w:bookmarkStart w:id="24" w:name="_Toc1540614879"/>
+      <w:bookmarkEnd w:id="23"/>
       <w:r>
         <w:rPr/>
         <w:t>C.1.) TOPLULUKLAR VE KULÜPLER</w:t>
       </w:r>
-      <w:bookmarkEnd w:id="11"/>
+      <w:bookmarkEnd w:id="24"/>
     </w:p>
     <w:p>
       <w:pPr>
@@ -5658,14 +5184,14 @@
         </w:rPr>
         <w:t xml:space="preserve">ASÜ </w:t>
       </w:r>
-      <w:bookmarkStart w:id="12" w:name="_Int_vDtqgPqE"/>
+      <w:bookmarkStart w:id="25" w:name="_Int_vDtqgPqE"/>
       <w:r>
         <w:rPr>
           <w:rFonts w:eastAsia="Arial" w:cs="Times New Roman" w:ascii="Times New Roman" w:hAnsi="Times New Roman"/>
         </w:rPr>
         <w:t>Teknofest</w:t>
       </w:r>
-      <w:bookmarkEnd w:id="12"/>
+      <w:bookmarkEnd w:id="25"/>
       <w:r>
         <w:rPr>
           <w:rFonts w:eastAsia="Arial" w:cs="Times New Roman" w:ascii="Times New Roman" w:hAnsi="Times New Roman"/>
@@ -5725,12 +5251,14 @@
           <w:szCs w:val="32"/>
         </w:rPr>
       </w:pPr>
-      <w:bookmarkStart w:id="13" w:name="_Toc761283608"/>
+      <w:bookmarkStart w:id="26" w:name="__RefHeading___Toc1022_3474054176"/>
+      <w:bookmarkStart w:id="27" w:name="_Toc761283608"/>
+      <w:bookmarkEnd w:id="26"/>
       <w:r>
         <w:rPr/>
         <w:t>C.2.) Ekibimiz ve Biz</w:t>
       </w:r>
-      <w:bookmarkEnd w:id="13"/>
+      <w:bookmarkEnd w:id="27"/>
     </w:p>
     <w:p>
       <w:pPr>
@@ -5975,12 +5503,14 @@
           <w:szCs w:val="32"/>
         </w:rPr>
       </w:pPr>
-      <w:bookmarkStart w:id="14" w:name="_Toc1596454808"/>
+      <w:bookmarkStart w:id="28" w:name="__RefHeading___Toc1024_3474054176"/>
+      <w:bookmarkStart w:id="29" w:name="_Toc1596454808"/>
+      <w:bookmarkEnd w:id="28"/>
       <w:r>
         <w:rPr/>
         <w:t>D) ORGANİZASYON PLANI</w:t>
       </w:r>
-      <w:bookmarkEnd w:id="14"/>
+      <w:bookmarkEnd w:id="29"/>
     </w:p>
     <w:p>
       <w:pPr>
@@ -5991,12 +5521,14 @@
           <w:szCs w:val="28"/>
         </w:rPr>
       </w:pPr>
-      <w:bookmarkStart w:id="15" w:name="_Toc864332547"/>
+      <w:bookmarkStart w:id="30" w:name="__RefHeading___Toc1026_3474054176"/>
+      <w:bookmarkStart w:id="31" w:name="_Toc864332547"/>
+      <w:bookmarkEnd w:id="30"/>
       <w:r>
         <w:rPr/>
         <w:t>D.1.) Organizasyon Ekibinin Motivasyonları</w:t>
       </w:r>
-      <w:bookmarkEnd w:id="15"/>
+      <w:bookmarkEnd w:id="31"/>
     </w:p>
     <w:p>
       <w:pPr>
@@ -6095,12 +5627,14 @@
           <w:szCs w:val="28"/>
         </w:rPr>
       </w:pPr>
-      <w:bookmarkStart w:id="16" w:name="_Toc487697937"/>
+      <w:bookmarkStart w:id="32" w:name="__RefHeading___Toc1028_3474054176"/>
+      <w:bookmarkStart w:id="33" w:name="_Toc487697937"/>
+      <w:bookmarkEnd w:id="32"/>
       <w:r>
         <w:rPr/>
         <w:t>D.2.) Etkinlik Öncesi</w:t>
       </w:r>
-      <w:bookmarkEnd w:id="16"/>
+      <w:bookmarkEnd w:id="33"/>
     </w:p>
     <w:p>
       <w:pPr>
@@ -6309,12 +5843,14 @@
           <w:szCs w:val="28"/>
         </w:rPr>
       </w:pPr>
-      <w:bookmarkStart w:id="17" w:name="_Toc36377971"/>
+      <w:bookmarkStart w:id="34" w:name="__RefHeading___Toc1030_3474054176"/>
+      <w:bookmarkStart w:id="35" w:name="_Toc36377971"/>
+      <w:bookmarkEnd w:id="34"/>
       <w:r>
         <w:rPr/>
         <w:t>D.3.) Etkinlik Günü</w:t>
       </w:r>
-      <w:bookmarkEnd w:id="17"/>
+      <w:bookmarkEnd w:id="35"/>
     </w:p>
     <w:p>
       <w:pPr>
@@ -6441,14 +5977,14 @@
           <w:rFonts w:ascii="Times New Roman" w:hAnsi="Times New Roman" w:eastAsia="Arial" w:cs="Times New Roman"/>
         </w:rPr>
       </w:pPr>
-      <w:bookmarkStart w:id="18" w:name="_Int_s17ILH9n"/>
+      <w:bookmarkStart w:id="36" w:name="_Int_s17ILH9n"/>
       <w:r>
         <w:rPr>
           <w:rFonts w:eastAsia="Arial" w:cs="Times New Roman" w:ascii="Times New Roman" w:hAnsi="Times New Roman"/>
         </w:rPr>
         <w:t>Protokolün</w:t>
       </w:r>
-      <w:bookmarkEnd w:id="18"/>
+      <w:bookmarkEnd w:id="36"/>
       <w:r>
         <w:rPr>
           <w:rFonts w:eastAsia="Arial" w:cs="Times New Roman" w:ascii="Times New Roman" w:hAnsi="Times New Roman"/>
@@ -6497,12 +6033,14 @@
           <w:szCs w:val="28"/>
         </w:rPr>
       </w:pPr>
-      <w:bookmarkStart w:id="19" w:name="_Toc484902289"/>
+      <w:bookmarkStart w:id="37" w:name="__RefHeading___Toc1032_3474054176"/>
+      <w:bookmarkStart w:id="38" w:name="_Toc484902289"/>
+      <w:bookmarkEnd w:id="37"/>
       <w:r>
         <w:rPr/>
         <w:t>D.4.) Etkinlik Sonrası</w:t>
       </w:r>
-      <w:bookmarkEnd w:id="19"/>
+      <w:bookmarkEnd w:id="38"/>
     </w:p>
     <w:p>
       <w:pPr>
@@ -6627,12 +6165,14 @@
           <w:szCs w:val="32"/>
         </w:rPr>
       </w:pPr>
-      <w:bookmarkStart w:id="20" w:name="_Toc1238021010"/>
+      <w:bookmarkStart w:id="39" w:name="__RefHeading___Toc1034_3474054176"/>
+      <w:bookmarkStart w:id="40" w:name="_Toc1238021010"/>
+      <w:bookmarkEnd w:id="39"/>
       <w:r>
         <w:rPr/>
         <w:t>E) SPONSORLARA VE ŞİRKETLERE NE SUNUYORUZ?</w:t>
       </w:r>
-      <w:bookmarkEnd w:id="20"/>
+      <w:bookmarkEnd w:id="40"/>
     </w:p>
     <w:p>
       <w:pPr>
@@ -6677,14 +6217,14 @@
         </w:rPr>
         <w:t xml:space="preserve">Konuşma oturumları ve </w:t>
       </w:r>
-      <w:bookmarkStart w:id="21" w:name="_Int_7QWYAoKI"/>
+      <w:bookmarkStart w:id="41" w:name="_Int_7QWYAoKI"/>
       <w:r>
         <w:rPr>
           <w:rFonts w:eastAsia="Arial" w:cs="Times New Roman" w:ascii="Times New Roman" w:hAnsi="Times New Roman"/>
         </w:rPr>
         <w:t>networking</w:t>
       </w:r>
-      <w:bookmarkEnd w:id="21"/>
+      <w:bookmarkEnd w:id="41"/>
       <w:r>
         <w:rPr>
           <w:rFonts w:eastAsia="Arial" w:cs="Times New Roman" w:ascii="Times New Roman" w:hAnsi="Times New Roman"/>
@@ -6788,12 +6328,14 @@
           <w:szCs w:val="32"/>
         </w:rPr>
       </w:pPr>
-      <w:bookmarkStart w:id="22" w:name="_Toc539651810"/>
+      <w:bookmarkStart w:id="42" w:name="__RefHeading___Toc1036_3474054176"/>
+      <w:bookmarkStart w:id="43" w:name="_Toc539651810"/>
+      <w:bookmarkEnd w:id="42"/>
       <w:r>
         <w:rPr/>
         <w:t>F) NE TÜR DESTEK ARIYORUZ?</w:t>
       </w:r>
-      <w:bookmarkEnd w:id="22"/>
+      <w:bookmarkEnd w:id="43"/>
     </w:p>
     <w:p>
       <w:pPr>
@@ -6858,7 +6400,7 @@
         <w:rPr>
           <w:rFonts w:eastAsia="Arial" w:cs="Times New Roman" w:ascii="Times New Roman" w:hAnsi="Times New Roman"/>
         </w:rPr>
-        <w:t>Öğle yemeği / kumanya (ekip + misafir konuşmacılar)</w:t>
+        <w:t>Öğle yemeği / kumanya (ekip, misafir konuşmacılar)</w:t>
       </w:r>
     </w:p>
     <w:p>
@@ -6880,7 +6422,35 @@
         <w:rPr>
           <w:rFonts w:eastAsia="Arial" w:cs="Times New Roman" w:ascii="Times New Roman" w:hAnsi="Times New Roman"/>
         </w:rPr>
-        <w:t>Sahne ve ses sistemi (mikrofon, hoparlör, mikser, yaka mikrofonu)</w:t>
+        <w:t>Baskı ve görünürlük materyalleri (</w:t>
+      </w:r>
+      <w:bookmarkStart w:id="44" w:name="_Int_oHlzKrZb"/>
+      <w:r>
+        <w:rPr>
+          <w:rFonts w:eastAsia="Arial" w:cs="Times New Roman" w:ascii="Times New Roman" w:hAnsi="Times New Roman"/>
+        </w:rPr>
+        <w:t>roll-up</w:t>
+      </w:r>
+      <w:bookmarkEnd w:id="44"/>
+      <w:r>
+        <w:rPr>
+          <w:rFonts w:eastAsia="Arial" w:cs="Times New Roman" w:ascii="Times New Roman" w:hAnsi="Times New Roman"/>
+        </w:rPr>
+        <w:t xml:space="preserve">, afiş, yönlendirme tabelaları, </w:t>
+      </w:r>
+      <w:bookmarkStart w:id="45" w:name="_Int_QtLK6avR"/>
+      <w:r>
+        <w:rPr>
+          <w:rFonts w:eastAsia="Arial" w:cs="Times New Roman" w:ascii="Times New Roman" w:hAnsi="Times New Roman"/>
+        </w:rPr>
+        <w:t>backdrop</w:t>
+      </w:r>
+      <w:bookmarkEnd w:id="45"/>
+      <w:r>
+        <w:rPr>
+          <w:rFonts w:eastAsia="Arial" w:cs="Times New Roman" w:ascii="Times New Roman" w:hAnsi="Times New Roman"/>
+        </w:rPr>
+        <w:t>)</w:t>
       </w:r>
     </w:p>
     <w:p>
@@ -6902,21 +6472,7 @@
         <w:rPr>
           <w:rFonts w:eastAsia="Arial" w:cs="Times New Roman" w:ascii="Times New Roman" w:hAnsi="Times New Roman"/>
         </w:rPr>
-        <w:t xml:space="preserve">Görüntü ve sunum ekipmanları (projeksiyon/LED ekran, </w:t>
-      </w:r>
-      <w:bookmarkStart w:id="23" w:name="_Int_1dWWYsEm"/>
-      <w:r>
-        <w:rPr>
-          <w:rFonts w:eastAsia="Arial" w:cs="Times New Roman" w:ascii="Times New Roman" w:hAnsi="Times New Roman"/>
-        </w:rPr>
-        <w:t>clicker</w:t>
-      </w:r>
-      <w:bookmarkEnd w:id="23"/>
-      <w:r>
-        <w:rPr>
-          <w:rFonts w:eastAsia="Arial" w:cs="Times New Roman" w:ascii="Times New Roman" w:hAnsi="Times New Roman"/>
-        </w:rPr>
-        <w:t>, laptop desteği)</w:t>
+        <w:t>Plaket / teşekkür materyalleri, sertifika basımı</w:t>
       </w:r>
     </w:p>
     <w:p>
@@ -6938,333 +6494,7 @@
         <w:rPr>
           <w:rFonts w:eastAsia="Arial" w:cs="Times New Roman" w:ascii="Times New Roman" w:hAnsi="Times New Roman"/>
         </w:rPr>
-        <w:t>İnternet ve altyapı (</w:t>
-      </w:r>
-      <w:bookmarkStart w:id="24" w:name="_Int_DM4x8TLH"/>
-      <w:r>
-        <w:rPr>
-          <w:rFonts w:eastAsia="Arial" w:cs="Times New Roman" w:ascii="Times New Roman" w:hAnsi="Times New Roman"/>
-        </w:rPr>
-        <w:t>Wi</w:t>
-      </w:r>
-      <w:bookmarkEnd w:id="24"/>
-      <w:r>
-        <w:rPr>
-          <w:rFonts w:eastAsia="Arial" w:cs="Times New Roman" w:ascii="Times New Roman" w:hAnsi="Times New Roman"/>
-        </w:rPr>
-        <w:t>-Fi güçlendirme, modem/</w:t>
-      </w:r>
-      <w:bookmarkStart w:id="25" w:name="_Int_vSHiVHbN"/>
-      <w:r>
-        <w:rPr>
-          <w:rFonts w:eastAsia="Arial" w:cs="Times New Roman" w:ascii="Times New Roman" w:hAnsi="Times New Roman"/>
-        </w:rPr>
-        <w:t>router</w:t>
-      </w:r>
-      <w:bookmarkEnd w:id="25"/>
-      <w:r>
-        <w:rPr>
-          <w:rFonts w:eastAsia="Arial" w:cs="Times New Roman" w:ascii="Times New Roman" w:hAnsi="Times New Roman"/>
-        </w:rPr>
-        <w:t>, kablolama)</w:t>
-      </w:r>
-    </w:p>
-    <w:p>
-      <w:pPr>
-        <w:pStyle w:val="ListParagraph"/>
-        <w:numPr>
-          <w:ilvl w:val="0"/>
-          <w:numId w:val="2"/>
-        </w:numPr>
-        <w:spacing w:lineRule="auto" w:line="360" w:before="40" w:after="40"/>
-        <w:ind w:hanging="300" w:start="720"/>
-        <w:contextualSpacing w:val="false"/>
-        <w:jc w:val="both"/>
-        <w:rPr>
-          <w:rFonts w:ascii="Times New Roman" w:hAnsi="Times New Roman" w:cs="Times New Roman"/>
-        </w:rPr>
-      </w:pPr>
-      <w:r>
-        <w:rPr>
-          <w:rFonts w:eastAsia="Arial" w:cs="Times New Roman" w:ascii="Times New Roman" w:hAnsi="Times New Roman"/>
-        </w:rPr>
-        <w:t>Kayıt ve giriş yönetimi (QR kayıt sistemi, tablet/telefon standı, bileklik, yazıcı)</w:t>
-      </w:r>
-    </w:p>
-    <w:p>
-      <w:pPr>
-        <w:pStyle w:val="ListParagraph"/>
-        <w:numPr>
-          <w:ilvl w:val="0"/>
-          <w:numId w:val="2"/>
-        </w:numPr>
-        <w:spacing w:lineRule="auto" w:line="360" w:before="40" w:after="40"/>
-        <w:ind w:hanging="300" w:start="720"/>
-        <w:contextualSpacing w:val="false"/>
-        <w:jc w:val="both"/>
-        <w:rPr>
-          <w:rFonts w:ascii="Times New Roman" w:hAnsi="Times New Roman" w:cs="Times New Roman"/>
-        </w:rPr>
-      </w:pPr>
-      <w:r>
-        <w:rPr>
-          <w:rFonts w:eastAsia="Arial" w:cs="Times New Roman" w:ascii="Times New Roman" w:hAnsi="Times New Roman"/>
-        </w:rPr>
-        <w:t>Baskı ve görünürlük materyalleri (</w:t>
-      </w:r>
-      <w:bookmarkStart w:id="26" w:name="_Int_oHlzKrZb"/>
-      <w:r>
-        <w:rPr>
-          <w:rFonts w:eastAsia="Arial" w:cs="Times New Roman" w:ascii="Times New Roman" w:hAnsi="Times New Roman"/>
-        </w:rPr>
-        <w:t>roll-up</w:t>
-      </w:r>
-      <w:bookmarkEnd w:id="26"/>
-      <w:r>
-        <w:rPr>
-          <w:rFonts w:eastAsia="Arial" w:cs="Times New Roman" w:ascii="Times New Roman" w:hAnsi="Times New Roman"/>
-        </w:rPr>
-        <w:t xml:space="preserve">, afiş, yönlendirme tabelaları, </w:t>
-      </w:r>
-      <w:bookmarkStart w:id="27" w:name="_Int_QtLK6avR"/>
-      <w:r>
-        <w:rPr>
-          <w:rFonts w:eastAsia="Arial" w:cs="Times New Roman" w:ascii="Times New Roman" w:hAnsi="Times New Roman"/>
-        </w:rPr>
-        <w:t>backdrop</w:t>
-      </w:r>
-      <w:bookmarkEnd w:id="27"/>
-      <w:r>
-        <w:rPr>
-          <w:rFonts w:eastAsia="Arial" w:cs="Times New Roman" w:ascii="Times New Roman" w:hAnsi="Times New Roman"/>
-        </w:rPr>
-        <w:t>)</w:t>
-      </w:r>
-    </w:p>
-    <w:p>
-      <w:pPr>
-        <w:pStyle w:val="ListParagraph"/>
-        <w:numPr>
-          <w:ilvl w:val="0"/>
-          <w:numId w:val="2"/>
-        </w:numPr>
-        <w:spacing w:lineRule="auto" w:line="360" w:before="40" w:after="40"/>
-        <w:ind w:hanging="300" w:start="720"/>
-        <w:contextualSpacing w:val="false"/>
-        <w:jc w:val="both"/>
-        <w:rPr>
-          <w:rFonts w:ascii="Times New Roman" w:hAnsi="Times New Roman" w:cs="Times New Roman"/>
-        </w:rPr>
-      </w:pPr>
-      <w:r>
-        <w:rPr>
-          <w:rFonts w:eastAsia="Arial" w:cs="Times New Roman" w:ascii="Times New Roman" w:hAnsi="Times New Roman"/>
-        </w:rPr>
-        <w:t>Stant kurulumu (masa, sandalye, pano, stant üstü tabela, priz/uzatma)</w:t>
-      </w:r>
-    </w:p>
-    <w:p>
-      <w:pPr>
-        <w:pStyle w:val="ListParagraph"/>
-        <w:numPr>
-          <w:ilvl w:val="0"/>
-          <w:numId w:val="2"/>
-        </w:numPr>
-        <w:spacing w:lineRule="auto" w:line="360" w:before="40" w:after="40"/>
-        <w:ind w:hanging="300" w:start="720"/>
-        <w:contextualSpacing w:val="false"/>
-        <w:jc w:val="both"/>
-        <w:rPr>
-          <w:rFonts w:ascii="Times New Roman" w:hAnsi="Times New Roman" w:cs="Times New Roman"/>
-        </w:rPr>
-      </w:pPr>
-      <w:r>
-        <w:rPr>
-          <w:rFonts w:eastAsia="Arial" w:cs="Times New Roman" w:ascii="Times New Roman" w:hAnsi="Times New Roman"/>
-        </w:rPr>
-        <w:t xml:space="preserve">Yaka kartları ve </w:t>
-      </w:r>
-      <w:bookmarkStart w:id="28" w:name="_Int_tGFdKoQc"/>
-      <w:r>
-        <w:rPr>
-          <w:rFonts w:eastAsia="Arial" w:cs="Times New Roman" w:ascii="Times New Roman" w:hAnsi="Times New Roman"/>
-        </w:rPr>
-        <w:t>lanyard</w:t>
-      </w:r>
-      <w:bookmarkEnd w:id="28"/>
-      <w:r>
-        <w:rPr>
-          <w:rFonts w:eastAsia="Arial" w:cs="Times New Roman" w:ascii="Times New Roman" w:hAnsi="Times New Roman"/>
-        </w:rPr>
-        <w:t>, bileklik, görevli kartları</w:t>
-      </w:r>
-    </w:p>
-    <w:p>
-      <w:pPr>
-        <w:pStyle w:val="ListParagraph"/>
-        <w:numPr>
-          <w:ilvl w:val="0"/>
-          <w:numId w:val="2"/>
-        </w:numPr>
-        <w:spacing w:lineRule="auto" w:line="360" w:before="40" w:after="40"/>
-        <w:ind w:hanging="300" w:start="720"/>
-        <w:contextualSpacing w:val="false"/>
-        <w:jc w:val="both"/>
-        <w:rPr>
-          <w:rFonts w:ascii="Times New Roman" w:hAnsi="Times New Roman" w:cs="Times New Roman"/>
-        </w:rPr>
-      </w:pPr>
-      <w:r>
-        <w:rPr>
-          <w:rFonts w:eastAsia="Arial" w:cs="Times New Roman" w:ascii="Times New Roman" w:hAnsi="Times New Roman"/>
-        </w:rPr>
-        <w:t>Plaket / teşekkür materyalleri, sertifika basımı</w:t>
-      </w:r>
-    </w:p>
-    <w:p>
-      <w:pPr>
-        <w:pStyle w:val="ListParagraph"/>
-        <w:numPr>
-          <w:ilvl w:val="0"/>
-          <w:numId w:val="2"/>
-        </w:numPr>
-        <w:spacing w:lineRule="auto" w:line="360" w:before="40" w:after="40"/>
-        <w:ind w:hanging="300" w:start="720"/>
-        <w:contextualSpacing w:val="false"/>
-        <w:jc w:val="both"/>
-        <w:rPr>
-          <w:rFonts w:ascii="Times New Roman" w:hAnsi="Times New Roman" w:cs="Times New Roman"/>
-        </w:rPr>
-      </w:pPr>
-      <w:r>
-        <w:rPr>
-          <w:rFonts w:eastAsia="Arial" w:cs="Times New Roman" w:ascii="Times New Roman" w:hAnsi="Times New Roman"/>
-        </w:rPr>
         <w:t>Hediye / ödül kalemleri (çekiliş, soru-cevap ödülleri, sponsor hediyeleri)</w:t>
-      </w:r>
-    </w:p>
-    <w:p>
-      <w:pPr>
-        <w:pStyle w:val="ListParagraph"/>
-        <w:numPr>
-          <w:ilvl w:val="0"/>
-          <w:numId w:val="2"/>
-        </w:numPr>
-        <w:spacing w:lineRule="auto" w:line="360" w:before="40" w:after="40"/>
-        <w:ind w:hanging="300" w:start="720"/>
-        <w:contextualSpacing w:val="false"/>
-        <w:jc w:val="both"/>
-        <w:rPr>
-          <w:rFonts w:ascii="Times New Roman" w:hAnsi="Times New Roman" w:cs="Times New Roman"/>
-        </w:rPr>
-      </w:pPr>
-      <w:r>
-        <w:rPr>
-          <w:rFonts w:eastAsia="Arial" w:cs="Times New Roman" w:ascii="Times New Roman" w:hAnsi="Times New Roman"/>
-        </w:rPr>
-        <w:t>Fotoğraf / video çekimi ve yayın (fotoğrafçı, kamera, canlı yayın/</w:t>
-      </w:r>
-      <w:bookmarkStart w:id="29" w:name="_Int_JqIJlT4R"/>
-      <w:r>
-        <w:rPr>
-          <w:rFonts w:eastAsia="Arial" w:cs="Times New Roman" w:ascii="Times New Roman" w:hAnsi="Times New Roman"/>
-        </w:rPr>
-        <w:t>stream</w:t>
-      </w:r>
-      <w:bookmarkEnd w:id="29"/>
-      <w:r>
-        <w:rPr>
-          <w:rFonts w:eastAsia="Arial" w:cs="Times New Roman" w:ascii="Times New Roman" w:hAnsi="Times New Roman"/>
-        </w:rPr>
-        <w:t>)</w:t>
-      </w:r>
-    </w:p>
-    <w:p>
-      <w:pPr>
-        <w:pStyle w:val="ListParagraph"/>
-        <w:numPr>
-          <w:ilvl w:val="0"/>
-          <w:numId w:val="2"/>
-        </w:numPr>
-        <w:spacing w:lineRule="auto" w:line="360" w:before="40" w:after="40"/>
-        <w:ind w:hanging="300" w:start="720"/>
-        <w:contextualSpacing w:val="false"/>
-        <w:jc w:val="both"/>
-        <w:rPr>
-          <w:rFonts w:ascii="Times New Roman" w:hAnsi="Times New Roman" w:cs="Times New Roman"/>
-        </w:rPr>
-      </w:pPr>
-      <w:r>
-        <w:rPr>
-          <w:rFonts w:eastAsia="Arial" w:cs="Times New Roman" w:ascii="Times New Roman" w:hAnsi="Times New Roman"/>
-        </w:rPr>
-        <w:t>Tanıtım desteği (sosyal medya reklam bütçesi, basın/PR desteği)</w:t>
-      </w:r>
-    </w:p>
-    <w:p>
-      <w:pPr>
-        <w:pStyle w:val="ListParagraph"/>
-        <w:numPr>
-          <w:ilvl w:val="0"/>
-          <w:numId w:val="2"/>
-        </w:numPr>
-        <w:spacing w:lineRule="auto" w:line="360" w:before="40" w:after="40"/>
-        <w:ind w:hanging="300" w:start="720"/>
-        <w:contextualSpacing w:val="false"/>
-        <w:jc w:val="both"/>
-        <w:rPr>
-          <w:rFonts w:ascii="Times New Roman" w:hAnsi="Times New Roman" w:cs="Times New Roman"/>
-        </w:rPr>
-      </w:pPr>
-      <w:r>
-        <w:rPr>
-          <w:rFonts w:eastAsia="Arial" w:cs="Times New Roman" w:ascii="Times New Roman" w:hAnsi="Times New Roman"/>
-        </w:rPr>
-        <w:t>Konaklama ve ağırlama (konuşmacı oteli, transfer, yemek)</w:t>
-      </w:r>
-    </w:p>
-    <w:p>
-      <w:pPr>
-        <w:pStyle w:val="ListParagraph"/>
-        <w:numPr>
-          <w:ilvl w:val="0"/>
-          <w:numId w:val="2"/>
-        </w:numPr>
-        <w:spacing w:lineRule="auto" w:line="360" w:before="40" w:after="40"/>
-        <w:ind w:hanging="300" w:start="720"/>
-        <w:contextualSpacing w:val="false"/>
-        <w:jc w:val="both"/>
-        <w:rPr>
-          <w:rFonts w:ascii="Times New Roman" w:hAnsi="Times New Roman" w:cs="Times New Roman"/>
-        </w:rPr>
-      </w:pPr>
-      <w:r>
-        <w:rPr>
-          <w:rFonts w:eastAsia="Arial" w:cs="Times New Roman" w:ascii="Times New Roman" w:hAnsi="Times New Roman"/>
-        </w:rPr>
-        <w:t>Güvenlik ve sağlık (güvenlik görevlisi, ilk yardım/ambulans desteği)</w:t>
-      </w:r>
-    </w:p>
-    <w:p>
-      <w:pPr>
-        <w:pStyle w:val="ListParagraph"/>
-        <w:numPr>
-          <w:ilvl w:val="0"/>
-          <w:numId w:val="2"/>
-        </w:numPr>
-        <w:spacing w:lineRule="auto" w:line="360" w:before="40" w:after="40"/>
-        <w:ind w:hanging="300" w:start="720"/>
-        <w:contextualSpacing w:val="false"/>
-        <w:jc w:val="both"/>
-        <w:rPr>
-          <w:rFonts w:ascii="Times New Roman" w:hAnsi="Times New Roman" w:cs="Times New Roman"/>
-        </w:rPr>
-      </w:pPr>
-      <w:r>
-        <w:rPr>
-          <w:rFonts w:eastAsia="Arial" w:cs="Times New Roman" w:ascii="Times New Roman" w:hAnsi="Times New Roman"/>
-        </w:rPr>
-        <w:t>Temizlik ve operasyon (çöp kutuları, temizlik desteği, su/ikram dağıtım ekipmanı)</w:t>
       </w:r>
       <w:r>
         <w:br w:type="page"/>
@@ -7282,12 +6512,14 @@
           <w:szCs w:val="32"/>
         </w:rPr>
       </w:pPr>
-      <w:bookmarkStart w:id="30" w:name="_Toc624619388"/>
+      <w:bookmarkStart w:id="46" w:name="__RefHeading___Toc1038_3474054176"/>
+      <w:bookmarkStart w:id="47" w:name="_Toc624619388"/>
+      <w:bookmarkEnd w:id="46"/>
       <w:r>
         <w:rPr/>
         <w:t>G) İLETİŞİM</w:t>
       </w:r>
-      <w:bookmarkEnd w:id="30"/>
+      <w:bookmarkEnd w:id="47"/>
     </w:p>
     <w:tbl>
       <w:tblPr>
@@ -7305,8 +6537,8 @@
         <w:tblLook w:val="04a0" w:noHBand="0" w:noVBand="1" w:firstColumn="1" w:lastRow="0" w:lastColumn="0" w:firstRow="1"/>
       </w:tblPr>
       <w:tblGrid>
-        <w:gridCol w:w="2796"/>
-        <w:gridCol w:w="6237"/>
+        <w:gridCol w:w="2795"/>
+        <w:gridCol w:w="6238"/>
       </w:tblGrid>
       <w:tr>
         <w:trPr>
@@ -7315,7 +6547,7 @@
         <w:tc>
           <w:tcPr>
             <w:cnfStyle w:val="001000000000" w:firstRow="0" w:lastRow="0" w:firstColumn="1" w:lastColumn="0" w:oddVBand="0" w:evenVBand="0" w:oddHBand="0" w:evenHBand="0" w:firstRowFirstColumn="0" w:firstRowLastColumn="0" w:lastRowFirstColumn="0" w:lastRowLastColumn="0"/>
-            <w:tcW w:w="2796" w:type="dxa"/>
+            <w:tcW w:w="2795" w:type="dxa"/>
             <w:tcBorders>
               <w:start w:val="single" w:sz="6" w:space="0" w:color="2E75B6"/>
               <w:bottom w:val="single" w:sz="12" w:space="0" w:color="9CC2E5"/>
@@ -7352,7 +6584,7 @@
         <w:tc>
           <w:tcPr>
             <w:cnfStyle w:val="000000000000" w:firstRow="0" w:lastRow="0" w:firstColumn="0" w:lastColumn="0" w:oddVBand="0" w:evenVBand="0" w:oddHBand="0" w:evenHBand="0" w:firstRowFirstColumn="0" w:firstRowLastColumn="0" w:lastRowFirstColumn="0" w:lastRowLastColumn="0"/>
-            <w:tcW w:w="6237" w:type="dxa"/>
+            <w:tcW w:w="6238" w:type="dxa"/>
             <w:tcBorders>
               <w:start w:val="single" w:sz="6" w:space="0" w:color="2E75B6"/>
               <w:bottom w:val="single" w:sz="12" w:space="0" w:color="9CC2E5"/>
@@ -7394,7 +6626,7 @@
         <w:tc>
           <w:tcPr>
             <w:cnfStyle w:val="001000000000" w:firstRow="0" w:lastRow="0" w:firstColumn="1" w:lastColumn="0" w:oddVBand="0" w:evenVBand="0" w:oddHBand="0" w:evenHBand="0" w:firstRowFirstColumn="0" w:firstRowLastColumn="0" w:lastRowFirstColumn="0" w:lastRowLastColumn="0"/>
-            <w:tcW w:w="2796" w:type="dxa"/>
+            <w:tcW w:w="2795" w:type="dxa"/>
             <w:tcBorders>
               <w:start w:val="single" w:sz="6" w:space="0" w:color="2E75B6"/>
               <w:end w:val="single" w:sz="6" w:space="0" w:color="2E75B6"/>
@@ -7438,7 +6670,7 @@
         <w:tc>
           <w:tcPr>
             <w:cnfStyle w:val="000000000000" w:firstRow="0" w:lastRow="0" w:firstColumn="0" w:lastColumn="0" w:oddVBand="0" w:evenVBand="0" w:oddHBand="0" w:evenHBand="0" w:firstRowFirstColumn="0" w:firstRowLastColumn="0" w:lastRowFirstColumn="0" w:lastRowLastColumn="0"/>
-            <w:tcW w:w="6237" w:type="dxa"/>
+            <w:tcW w:w="6238" w:type="dxa"/>
             <w:tcBorders>
               <w:start w:val="single" w:sz="6" w:space="0" w:color="2E75B6"/>
               <w:end w:val="single" w:sz="6" w:space="0" w:color="2E75B6"/>
@@ -7524,7 +6756,7 @@
         <w:tc>
           <w:tcPr>
             <w:cnfStyle w:val="001000000000" w:firstRow="0" w:lastRow="0" w:firstColumn="1" w:lastColumn="0" w:oddVBand="0" w:evenVBand="0" w:oddHBand="0" w:evenHBand="0" w:firstRowFirstColumn="0" w:firstRowLastColumn="0" w:lastRowFirstColumn="0" w:lastRowLastColumn="0"/>
-            <w:tcW w:w="2796" w:type="dxa"/>
+            <w:tcW w:w="2795" w:type="dxa"/>
             <w:tcBorders>
               <w:start w:val="single" w:sz="6" w:space="0" w:color="2E75B6"/>
               <w:end w:val="single" w:sz="6" w:space="0" w:color="2E75B6"/>
@@ -7567,7 +6799,7 @@
         <w:tc>
           <w:tcPr>
             <w:cnfStyle w:val="000000000000" w:firstRow="0" w:lastRow="0" w:firstColumn="0" w:lastColumn="0" w:oddVBand="0" w:evenVBand="0" w:oddHBand="0" w:evenHBand="0" w:firstRowFirstColumn="0" w:firstRowLastColumn="0" w:lastRowFirstColumn="0" w:lastRowLastColumn="0"/>
-            <w:tcW w:w="6237" w:type="dxa"/>
+            <w:tcW w:w="6238" w:type="dxa"/>
             <w:tcBorders>
               <w:start w:val="single" w:sz="6" w:space="0" w:color="2E75B6"/>
               <w:end w:val="single" w:sz="6" w:space="0" w:color="2E75B6"/>
@@ -7652,7 +6884,7 @@
         <w:tc>
           <w:tcPr>
             <w:cnfStyle w:val="001000000000" w:firstRow="0" w:lastRow="0" w:firstColumn="1" w:lastColumn="0" w:oddVBand="0" w:evenVBand="0" w:oddHBand="0" w:evenHBand="0" w:firstRowFirstColumn="0" w:firstRowLastColumn="0" w:lastRowFirstColumn="0" w:lastRowLastColumn="0"/>
-            <w:tcW w:w="2796" w:type="dxa"/>
+            <w:tcW w:w="2795" w:type="dxa"/>
             <w:tcBorders>
               <w:start w:val="single" w:sz="6" w:space="0" w:color="2E75B6"/>
               <w:end w:val="single" w:sz="6" w:space="0" w:color="2E75B6"/>
@@ -7692,7 +6924,7 @@
         <w:tc>
           <w:tcPr>
             <w:cnfStyle w:val="000000000000" w:firstRow="0" w:lastRow="0" w:firstColumn="0" w:lastColumn="0" w:oddVBand="0" w:evenVBand="0" w:oddHBand="0" w:evenHBand="0" w:firstRowFirstColumn="0" w:firstRowLastColumn="0" w:lastRowFirstColumn="0" w:lastRowLastColumn="0"/>
-            <w:tcW w:w="6237" w:type="dxa"/>
+            <w:tcW w:w="6238" w:type="dxa"/>
             <w:tcBorders>
               <w:start w:val="single" w:sz="6" w:space="0" w:color="2E75B6"/>
               <w:end w:val="single" w:sz="6" w:space="0" w:color="2E75B6"/>
@@ -7713,10 +6945,6 @@
             <w:r>
               <w:rPr>
                 <w:rFonts w:eastAsia="Arial" w:cs="Times New Roman" w:ascii="Times New Roman" w:hAnsi="Times New Roman"/>
-                <w:kern w:val="2"/>
-                <w:sz w:val="24"/>
-                <w:szCs w:val="24"/>
-                <w:lang w:val="tr-TR" w:eastAsia="en-US" w:bidi="ar-SA"/>
               </w:rPr>
             </w:r>
           </w:p>
@@ -7774,7 +7002,7 @@
         <w:tc>
           <w:tcPr>
             <w:cnfStyle w:val="001000000000" w:firstRow="0" w:lastRow="0" w:firstColumn="1" w:lastColumn="0" w:oddVBand="0" w:evenVBand="0" w:oddHBand="0" w:evenHBand="0" w:firstRowFirstColumn="0" w:firstRowLastColumn="0" w:lastRowFirstColumn="0" w:lastRowLastColumn="0"/>
-            <w:tcW w:w="2796" w:type="dxa"/>
+            <w:tcW w:w="2795" w:type="dxa"/>
             <w:tcBorders>
               <w:start w:val="single" w:sz="6" w:space="0" w:color="2E75B6"/>
               <w:end w:val="single" w:sz="6" w:space="0" w:color="2E75B6"/>
@@ -7817,7 +7045,7 @@
         <w:tc>
           <w:tcPr>
             <w:cnfStyle w:val="000000000000" w:firstRow="0" w:lastRow="0" w:firstColumn="0" w:lastColumn="0" w:oddVBand="0" w:evenVBand="0" w:oddHBand="0" w:evenHBand="0" w:firstRowFirstColumn="0" w:firstRowLastColumn="0" w:lastRowFirstColumn="0" w:lastRowLastColumn="0"/>
-            <w:tcW w:w="6237" w:type="dxa"/>
+            <w:tcW w:w="6238" w:type="dxa"/>
             <w:tcBorders>
               <w:start w:val="single" w:sz="6" w:space="0" w:color="2E75B6"/>
               <w:end w:val="single" w:sz="6" w:space="0" w:color="2E75B6"/>
@@ -7837,10 +7065,6 @@
             <w:r>
               <w:rPr>
                 <w:rFonts w:eastAsia="Arial" w:cs="Times New Roman" w:ascii="Times New Roman" w:hAnsi="Times New Roman"/>
-                <w:kern w:val="2"/>
-                <w:sz w:val="24"/>
-                <w:szCs w:val="24"/>
-                <w:lang w:val="tr-TR" w:eastAsia="en-US" w:bidi="ar-SA"/>
               </w:rPr>
             </w:r>
           </w:p>
@@ -7898,7 +7122,7 @@
         <w:tc>
           <w:tcPr>
             <w:cnfStyle w:val="001000000000" w:firstRow="0" w:lastRow="0" w:firstColumn="1" w:lastColumn="0" w:oddVBand="0" w:evenVBand="0" w:oddHBand="0" w:evenHBand="0" w:firstRowFirstColumn="0" w:firstRowLastColumn="0" w:lastRowFirstColumn="0" w:lastRowLastColumn="0"/>
-            <w:tcW w:w="2796" w:type="dxa"/>
+            <w:tcW w:w="2795" w:type="dxa"/>
             <w:tcBorders>
               <w:start w:val="single" w:sz="6" w:space="0" w:color="2E75B6"/>
               <w:end w:val="single" w:sz="6" w:space="0" w:color="2E75B6"/>
@@ -7937,7 +7161,7 @@
               </w:rPr>
               <w:t xml:space="preserve">ASÜ </w:t>
             </w:r>
-            <w:bookmarkStart w:id="31" w:name="_Int_2BucYxIX"/>
+            <w:bookmarkStart w:id="48" w:name="_Int_2BucYxIX"/>
             <w:r>
               <w:rPr>
                 <w:rFonts w:eastAsia="Arial" w:cs="Times New Roman" w:ascii="Times New Roman" w:hAnsi="Times New Roman"/>
@@ -7950,7 +7174,7 @@
               </w:rPr>
               <w:t>Teknofest</w:t>
             </w:r>
-            <w:bookmarkEnd w:id="31"/>
+            <w:bookmarkEnd w:id="48"/>
             <w:r>
               <w:rPr>
                 <w:rFonts w:eastAsia="Arial" w:cs="Times New Roman" w:ascii="Times New Roman" w:hAnsi="Times New Roman"/>
@@ -7968,7 +7192,7 @@
         <w:tc>
           <w:tcPr>
             <w:cnfStyle w:val="000000000000" w:firstRow="0" w:lastRow="0" w:firstColumn="0" w:lastColumn="0" w:oddVBand="0" w:evenVBand="0" w:oddHBand="0" w:evenHBand="0" w:firstRowFirstColumn="0" w:firstRowLastColumn="0" w:lastRowFirstColumn="0" w:lastRowLastColumn="0"/>
-            <w:tcW w:w="6237" w:type="dxa"/>
+            <w:tcW w:w="6238" w:type="dxa"/>
             <w:tcBorders>
               <w:start w:val="single" w:sz="6" w:space="0" w:color="2E75B6"/>
               <w:end w:val="single" w:sz="6" w:space="0" w:color="2E75B6"/>
@@ -8054,7 +7278,7 @@
         <w:tc>
           <w:tcPr>
             <w:cnfStyle w:val="001000000000" w:firstRow="0" w:lastRow="0" w:firstColumn="1" w:lastColumn="0" w:oddVBand="0" w:evenVBand="0" w:oddHBand="0" w:evenHBand="0" w:firstRowFirstColumn="0" w:firstRowLastColumn="0" w:lastRowFirstColumn="0" w:lastRowLastColumn="0"/>
-            <w:tcW w:w="2796" w:type="dxa"/>
+            <w:tcW w:w="2795" w:type="dxa"/>
             <w:tcBorders>
               <w:start w:val="single" w:sz="6" w:space="0" w:color="2E75B6"/>
               <w:end w:val="single" w:sz="6" w:space="0" w:color="2E75B6"/>
@@ -8093,7 +7317,7 @@
         <w:tc>
           <w:tcPr>
             <w:cnfStyle w:val="000000000000" w:firstRow="0" w:lastRow="0" w:firstColumn="0" w:lastColumn="0" w:oddVBand="0" w:evenVBand="0" w:oddHBand="0" w:evenHBand="0" w:firstRowFirstColumn="0" w:firstRowLastColumn="0" w:lastRowFirstColumn="0" w:lastRowLastColumn="0"/>
-            <w:tcW w:w="6237" w:type="dxa"/>
+            <w:tcW w:w="6238" w:type="dxa"/>
             <w:tcBorders>
               <w:start w:val="single" w:sz="6" w:space="0" w:color="2E75B6"/>
               <w:end w:val="single" w:sz="6" w:space="0" w:color="2E75B6"/>
@@ -8182,55 +7406,7 @@
           <w:sz w:val="20"/>
           <w:szCs w:val="20"/>
         </w:rPr>
-        <w:t xml:space="preserve">Belge son güncelleme: </w:t>
-      </w:r>
-      <w:r>
-        <w:rPr>
-          <w:rFonts w:cs="Times New Roman" w:ascii="Times New Roman" w:hAnsi="Times New Roman"/>
-          <w:b w:val="false"/>
-          <w:bCs w:val="false"/>
-          <w:i/>
-          <w:iCs/>
-          <w:sz w:val="20"/>
-          <w:szCs w:val="20"/>
-        </w:rPr>
-        <w:t>08</w:t>
-      </w:r>
-      <w:r>
-        <w:rPr>
-          <w:rFonts w:cs="Times New Roman" w:ascii="Times New Roman" w:hAnsi="Times New Roman"/>
-          <w:b w:val="false"/>
-          <w:bCs w:val="false"/>
-          <w:i/>
-          <w:iCs/>
-          <w:sz w:val="20"/>
-          <w:szCs w:val="20"/>
-        </w:rPr>
-        <w:t>.0</w:t>
-      </w:r>
-      <w:r>
-        <w:rPr>
-          <w:rFonts w:cs="Times New Roman" w:ascii="Times New Roman" w:hAnsi="Times New Roman"/>
-          <w:b w:val="false"/>
-          <w:bCs w:val="false"/>
-          <w:i/>
-          <w:iCs/>
-          <w:sz w:val="20"/>
-          <w:szCs w:val="20"/>
-        </w:rPr>
-        <w:t>5</w:t>
-      </w:r>
-      <w:r>
-        <w:rPr>
-          <w:rFonts w:cs="Times New Roman" w:ascii="Times New Roman" w:hAnsi="Times New Roman"/>
-          <w:b w:val="false"/>
-          <w:bCs w:val="false"/>
-          <w:i/>
-          <w:iCs/>
-          <w:sz w:val="20"/>
-          <w:szCs w:val="20"/>
-        </w:rPr>
-        <w:t>.2026</w:t>
+        <w:t>Belge son güncelleme: 01.04.2026</w:t>
       </w:r>
     </w:p>
     <w:p>
@@ -8397,11 +7573,7 @@
     </w:r>
     <w:r>
       <w:rPr/>
-      <w:t xml:space="preserve"> / 1</w:t>
-    </w:r>
-    <w:r>
-      <w:rPr/>
-      <w:t>1</w:t>
+      <w:t xml:space="preserve"> / 13</w:t>
     </w:r>
   </w:p>
 </w:ftr>
